--- a/Eva A2.docx
+++ b/Eva A2.docx
@@ -1,6 +1,6 @@
 
 <file path=word/document.xml><?xml version="1.0" encoding="utf-8"?>
-<w:document xmlns:wpc="http://schemas.microsoft.com/office/word/2010/wordprocessingCanvas" xmlns:cx="http://schemas.microsoft.com/office/drawing/2014/chartex" xmlns:cx1="http://schemas.microsoft.com/office/drawing/2015/9/8/chartex" xmlns:cx2="http://schemas.microsoft.com/office/drawing/2015/10/21/chartex" xmlns:cx3="http://schemas.microsoft.com/office/drawing/2016/5/9/chartex" xmlns:cx4="http://schemas.microsoft.com/office/drawing/2016/5/10/chartex" xmlns:cx5="http://schemas.microsoft.com/office/drawing/2016/5/11/chartex" xmlns:cx6="http://schemas.microsoft.com/office/drawing/2016/5/12/chartex" xmlns:cx7="http://schemas.microsoft.com/office/drawing/2016/5/13/chartex" xmlns:cx8="http://schemas.microsoft.com/office/drawing/2016/5/14/chartex" xmlns:mc="http://schemas.openxmlformats.org/markup-compatibility/2006" xmlns:aink="http://schemas.microsoft.com/office/drawing/2016/ink" xmlns:am3d="http://schemas.microsoft.com/office/drawing/2017/model3d" xmlns:o="urn:schemas-microsoft-com:office:office" xmlns:oel="http://schemas.microsoft.com/office/2019/extlst" xmlns:r="http://schemas.openxmlformats.org/officeDocument/2006/relationships" xmlns:m="http://schemas.openxmlformats.org/officeDocument/2006/math" xmlns:v="urn:schemas-microsoft-com:vml" xmlns:wp14="http://schemas.microsoft.com/office/word/2010/wordprocessingDrawing" xmlns:wp="http://schemas.openxmlformats.org/drawingml/2006/wordprocessingDrawing" xmlns:w10="urn:schemas-microsoft-com:office:word" xmlns:w="http://schemas.openxmlformats.org/wordprocessingml/2006/main" xmlns:w14="http://schemas.microsoft.com/office/word/2010/wordml" xmlns:w15="http://schemas.microsoft.com/office/word/2012/wordml" xmlns:w16cex="http://schemas.microsoft.com/office/word/2018/wordml/cex" xmlns:w16cid="http://schemas.microsoft.com/office/word/2016/wordml/cid" xmlns:w16="http://schemas.microsoft.com/office/word/2018/wordml" xmlns:w16du="http://schemas.microsoft.com/office/word/2023/wordml/word16du" xmlns:w16sdtdh="http://schemas.microsoft.com/office/word/2020/wordml/sdtdatahash" xmlns:w16sdtfl="http://schemas.microsoft.com/office/word/2024/wordml/sdtformatlock" xmlns:w16se="http://schemas.microsoft.com/office/word/2015/wordml/symex" xmlns:wpg="http://schemas.microsoft.com/office/word/2010/wordprocessingGroup" xmlns:wpi="http://schemas.microsoft.com/office/word/2010/wordprocessingInk" xmlns:wne="http://schemas.microsoft.com/office/word/2006/wordml" xmlns:wps="http://schemas.microsoft.com/office/word/2010/wordprocessingShape" mc:Ignorable="w14 w15 w16se w16cid w16 w16cex w16sdtdh w16sdtfl w16du wp14">
+<w:document xmlns:wpc="http://schemas.microsoft.com/office/word/2010/wordprocessingCanvas" xmlns:cx="http://schemas.microsoft.com/office/drawing/2014/chartex" xmlns:cx1="http://schemas.microsoft.com/office/drawing/2015/9/8/chartex" xmlns:cx2="http://schemas.microsoft.com/office/drawing/2015/10/21/chartex" xmlns:cx3="http://schemas.microsoft.com/office/drawing/2016/5/9/chartex" xmlns:cx4="http://schemas.microsoft.com/office/drawing/2016/5/10/chartex" xmlns:cx5="http://schemas.microsoft.com/office/drawing/2016/5/11/chartex" xmlns:cx6="http://schemas.microsoft.com/office/drawing/2016/5/12/chartex" xmlns:cx7="http://schemas.microsoft.com/office/drawing/2016/5/13/chartex" xmlns:cx8="http://schemas.microsoft.com/office/drawing/2016/5/14/chartex" xmlns:mc="http://schemas.openxmlformats.org/markup-compatibility/2006" xmlns:aink="http://schemas.microsoft.com/office/drawing/2016/ink" xmlns:am3d="http://schemas.microsoft.com/office/drawing/2017/model3d" xmlns:o="urn:schemas-microsoft-com:office:office" xmlns:r="http://schemas.openxmlformats.org/officeDocument/2006/relationships" xmlns:m="http://schemas.openxmlformats.org/officeDocument/2006/math" xmlns:v="urn:schemas-microsoft-com:vml" xmlns:wp14="http://schemas.microsoft.com/office/word/2010/wordprocessingDrawing" xmlns:wp="http://schemas.openxmlformats.org/drawingml/2006/wordprocessingDrawing" xmlns:w10="urn:schemas-microsoft-com:office:word" xmlns:w="http://schemas.openxmlformats.org/wordprocessingml/2006/main" xmlns:w14="http://schemas.microsoft.com/office/word/2010/wordml" xmlns:w15="http://schemas.microsoft.com/office/word/2012/wordml" xmlns:w16cex="http://schemas.microsoft.com/office/word/2018/wordml/cex" xmlns:w16cid="http://schemas.microsoft.com/office/word/2016/wordml/cid" xmlns:w16="http://schemas.microsoft.com/office/word/2018/wordml" xmlns:w16sdtdh="http://schemas.microsoft.com/office/word/2020/wordml/sdtdatahash" xmlns:w16se="http://schemas.microsoft.com/office/word/2015/wordml/symex" xmlns:wpg="http://schemas.microsoft.com/office/word/2010/wordprocessingGroup" xmlns:wpi="http://schemas.microsoft.com/office/word/2010/wordprocessingInk" xmlns:wne="http://schemas.microsoft.com/office/word/2006/wordml" xmlns:wps="http://schemas.microsoft.com/office/word/2010/wordprocessingShape" mc:Ignorable="w14 w15 w16se w16cid w16 w16cex w16sdtdh wp14">
   <w:body>
     <w:p>
       <w:pPr>
@@ -128,7 +128,28 @@
                 <w:szCs w:val="22"/>
                 <w:lang w:val="es-ES_tradnl"/>
               </w:rPr>
-              <w:t>El presente documento tiene como finalidad dar a conocer las actividades y experiencias adquiridas durante el desarrollo de mi Práctica Supervisada en el Instituto Guatemalteco de Seguridad Social (IGSS), específicamente en el área de informática. Se describen las tareas realizadas, entre ellas el mantenimiento de equipos de cómputo, la revisión de impresoras, la instalación y configuración de programas y la solución de problemas técnicos. Asimismo, se presentan las dificultades encontradas, las soluciones aplicadas y los aprendizajes obtenidos durante este proceso. Esta práctica me permitió poner en práctica los conocimientos adquiridos durante mi formación académica, fortalecer mis habilidades técnicas y comprender la importancia de la responsabilidad, la organización y el trabajo en equipo en el ámbito laboral.</w:t>
+              <w:t>El presente documento tiene como finalidad dar a conocer las actividades y experiencias adquiridas durante el desarrollo de mi Práctica Super</w:t>
+            </w:r>
+            <w:r>
+              <w:rPr>
+                <w:szCs w:val="22"/>
+                <w:lang w:val="es-ES_tradnl"/>
+              </w:rPr>
+              <w:t xml:space="preserve">visada en el Instituto Guatemalteco de Seguridad Social (IGSS), específicamente en el área de informática. Se describen las tareas realizadas, entre ellas el mantenimiento de equipos de cómputo, la revisión de impresoras, la instalación y configuración de </w:t>
+            </w:r>
+            <w:r>
+              <w:rPr>
+                <w:szCs w:val="22"/>
+                <w:lang w:val="es-ES_tradnl"/>
+              </w:rPr>
+              <w:t>programas y la solución de problemas técnicos. Asimismo, se presentan las dificultades encontradas, las soluciones aplicadas y los aprendizajes obtenidos durante este proceso. Esta práctica me permitió poner en práctica los conocimientos adquiridos durante</w:t>
+            </w:r>
+            <w:r>
+              <w:rPr>
+                <w:szCs w:val="22"/>
+                <w:lang w:val="es-ES_tradnl"/>
+              </w:rPr>
+              <w:t xml:space="preserve"> mi formación académica, fortalecer mis habilidades técnicas y comprender la importancia de la responsabilidad, la organización y el trabajo en equipo en el ámbito laboral.</w:t>
             </w:r>
           </w:p>
           <w:p>
@@ -222,12 +243,127 @@
         </w:rPr>
         <w:t xml:space="preserve">Visión de la </w:t>
       </w:r>
+      <w:proofErr w:type="spellStart"/>
       <w:r>
         <w:rPr>
           <w:rStyle w:val="Ttulo1Car"/>
           <w:lang w:val="en-US"/>
         </w:rPr>
         <w:t>Institución</w:t>
+      </w:r>
+      <w:proofErr w:type="spellEnd"/>
+    </w:p>
+    <w:tbl>
+      <w:tblPr>
+        <w:tblStyle w:val="Tablaconcuadrcula"/>
+        <w:tblW w:w="8075" w:type="dxa"/>
+        <w:jc w:val="center"/>
+        <w:tblBorders>
+          <w:top w:val="none" w:sz="0" w:space="0" w:color="auto"/>
+          <w:left w:val="none" w:sz="0" w:space="0" w:color="auto"/>
+          <w:bottom w:val="none" w:sz="0" w:space="0" w:color="auto"/>
+          <w:right w:val="none" w:sz="0" w:space="0" w:color="auto"/>
+          <w:insideH w:val="none" w:sz="0" w:space="0" w:color="auto"/>
+          <w:insideV w:val="none" w:sz="0" w:space="0" w:color="auto"/>
+        </w:tblBorders>
+        <w:tblLook w:val="04A0" w:firstRow="1" w:lastRow="0" w:firstColumn="1" w:lastColumn="0" w:noHBand="0" w:noVBand="1"/>
+      </w:tblPr>
+      <w:tblGrid>
+        <w:gridCol w:w="8075"/>
+      </w:tblGrid>
+      <w:tr>
+        <w:trPr>
+          <w:trHeight w:val="2769"/>
+          <w:jc w:val="center"/>
+        </w:trPr>
+        <w:tc>
+          <w:tcPr>
+            <w:tcW w:w="8075" w:type="dxa"/>
+            <w:tcBorders>
+              <w:bottom w:val="dotted" w:sz="4" w:space="0" w:color="89814E"/>
+            </w:tcBorders>
+            <w:shd w:val="clear" w:color="auto" w:fill="E2DFCC"/>
+            <w:vAlign w:val="center"/>
+          </w:tcPr>
+          <w:p>
+            <w:pPr>
+              <w:rPr>
+                <w:szCs w:val="22"/>
+              </w:rPr>
+            </w:pPr>
+            <w:r>
+              <w:rPr>
+                <w:szCs w:val="22"/>
+              </w:rPr>
+              <w:t>El Instituto Guatemalt</w:t>
+            </w:r>
+            <w:r>
+              <w:rPr>
+                <w:szCs w:val="22"/>
+              </w:rPr>
+              <w:t>eco de Seguridad Social tiene como visión consolidarse como una institución líder en la prestación de servicios de salud y previsión social, reconocida por su eficiencia, transparencia, calidad humana y compromiso con el bienestar integral de sus afiliados</w:t>
+            </w:r>
+            <w:r>
+              <w:rPr>
+                <w:szCs w:val="22"/>
+              </w:rPr>
+              <w:t xml:space="preserve"> y beneficiarios, garantizando la sostenibilidad financiera y el fortalecimiento continuo de la seguridad social en Guatemala</w:t>
+            </w:r>
+            <w:r>
+              <w:rPr>
+                <w:szCs w:val="22"/>
+                <w:lang w:val="es-ES_tradnl"/>
+              </w:rPr>
+              <w:t>.</w:t>
+            </w:r>
+          </w:p>
+          <w:p>
+            <w:pPr>
+              <w:rPr>
+                <w:szCs w:val="22"/>
+              </w:rPr>
+            </w:pPr>
+          </w:p>
+          <w:p>
+            <w:pPr>
+              <w:rPr>
+                <w:szCs w:val="22"/>
+              </w:rPr>
+            </w:pPr>
+          </w:p>
+        </w:tc>
+      </w:tr>
+    </w:tbl>
+    <w:p/>
+    <w:p/>
+    <w:p>
+      <w:pPr>
+        <w:jc w:val="both"/>
+        <w:rPr>
+          <w:color w:val="EE0000"/>
+        </w:rPr>
+      </w:pPr>
+      <w:r>
+        <w:rPr>
+          <w:rStyle w:val="Ttulo1Car"/>
+        </w:rPr>
+        <w:t xml:space="preserve">Misión de la </w:t>
+      </w:r>
+      <w:proofErr w:type="spellStart"/>
+      <w:r>
+        <w:rPr>
+          <w:rStyle w:val="Ttulo1Car"/>
+          <w:lang w:val="en-US"/>
+        </w:rPr>
+        <w:t>Institución</w:t>
+      </w:r>
+      <w:proofErr w:type="spellEnd"/>
+      <w:r>
+        <w:rPr>
+          <w:rStyle w:val="Ttulo1Car"/>
+          <w:lang w:val="en-US"/>
+        </w:rPr>
+        <w:t xml:space="preserve"> </w:t>
       </w:r>
     </w:p>
     <w:tbl>
@@ -271,101 +407,16 @@
             <w:r>
               <w:rPr>
                 <w:szCs w:val="22"/>
-              </w:rPr>
-              <w:t>El Instituto Guatemalteco de Seguridad Social tiene como visión consolidarse como una institución líder en la prestación de servicios de salud y previsión social, reconocida por su eficiencia, transparencia, calidad humana y compromiso con el bienestar integral de sus afiliados y beneficiarios, garantizando la sostenibilidad financiera y el fortalecimiento continuo de la seguridad social en Guatemala</w:t>
-            </w:r>
-            <w:r>
-              <w:rPr>
-                <w:szCs w:val="22"/>
-                <w:lang w:val="es-ES_tradnl"/>
-              </w:rPr>
-              <w:t>.</w:t>
-            </w:r>
-          </w:p>
-          <w:p>
-            <w:pPr>
-              <w:rPr>
-                <w:szCs w:val="22"/>
-              </w:rPr>
-            </w:pPr>
-          </w:p>
-          <w:p>
-            <w:pPr>
-              <w:rPr>
-                <w:szCs w:val="22"/>
-              </w:rPr>
-            </w:pPr>
-          </w:p>
-        </w:tc>
-      </w:tr>
-    </w:tbl>
-    <w:p/>
-    <w:p/>
-    <w:p>
-      <w:pPr>
-        <w:jc w:val="both"/>
-        <w:rPr>
-          <w:color w:val="EE0000"/>
-        </w:rPr>
-      </w:pPr>
-      <w:r>
-        <w:rPr>
-          <w:rStyle w:val="Ttulo1Car"/>
-        </w:rPr>
-        <w:t xml:space="preserve">Misión de la </w:t>
-      </w:r>
-      <w:r>
-        <w:rPr>
-          <w:rStyle w:val="Ttulo1Car"/>
-          <w:lang w:val="en-US"/>
-        </w:rPr>
-        <w:t xml:space="preserve">Institución </w:t>
-      </w:r>
-    </w:p>
-    <w:tbl>
-      <w:tblPr>
-        <w:tblStyle w:val="Tablaconcuadrcula"/>
-        <w:tblW w:w="8075" w:type="dxa"/>
-        <w:jc w:val="center"/>
-        <w:tblBorders>
-          <w:top w:val="none" w:sz="0" w:space="0" w:color="auto"/>
-          <w:left w:val="none" w:sz="0" w:space="0" w:color="auto"/>
-          <w:bottom w:val="none" w:sz="0" w:space="0" w:color="auto"/>
-          <w:right w:val="none" w:sz="0" w:space="0" w:color="auto"/>
-          <w:insideH w:val="none" w:sz="0" w:space="0" w:color="auto"/>
-          <w:insideV w:val="none" w:sz="0" w:space="0" w:color="auto"/>
-        </w:tblBorders>
-        <w:tblLook w:val="04A0" w:firstRow="1" w:lastRow="0" w:firstColumn="1" w:lastColumn="0" w:noHBand="0" w:noVBand="1"/>
-      </w:tblPr>
-      <w:tblGrid>
-        <w:gridCol w:w="8075"/>
-      </w:tblGrid>
-      <w:tr>
-        <w:trPr>
-          <w:trHeight w:val="2769"/>
-          <w:jc w:val="center"/>
-        </w:trPr>
-        <w:tc>
-          <w:tcPr>
-            <w:tcW w:w="8075" w:type="dxa"/>
-            <w:tcBorders>
-              <w:bottom w:val="dotted" w:sz="4" w:space="0" w:color="89814E"/>
-            </w:tcBorders>
-            <w:shd w:val="clear" w:color="auto" w:fill="E2DFCC"/>
-            <w:vAlign w:val="center"/>
-          </w:tcPr>
-          <w:p>
-            <w:pPr>
-              <w:rPr>
-                <w:szCs w:val="22"/>
-              </w:rPr>
-            </w:pPr>
-            <w:r>
-              <w:rPr>
-                <w:szCs w:val="22"/>
-                <w:lang w:val="es-ES_tradnl"/>
-              </w:rPr>
-              <w:t>Brindar servicios de seguridad social a la población afiliada y sus beneficiarios, mediante la prestación de atención integral en salud y protección económica, con calidad, eficiencia, responsabilidad y transparencia, contribuyendo al bienestar de las personas y al desarrollo social de Guatemala.</w:t>
+                <w:lang w:val="es-ES_tradnl"/>
+              </w:rPr>
+              <w:t xml:space="preserve">Brindar servicios de seguridad social a la población afiliada y sus beneficiarios, </w:t>
+            </w:r>
+            <w:r>
+              <w:rPr>
+                <w:szCs w:val="22"/>
+                <w:lang w:val="es-ES_tradnl"/>
+              </w:rPr>
+              <w:t>mediante la prestación de atención integral en salud y protección económica, con calidad, eficiencia, responsabilidad y transparencia, contribuyendo al bienestar de las personas y al desarrollo social de Guatemala.</w:t>
             </w:r>
           </w:p>
         </w:tc>
@@ -544,7 +595,14 @@
                 <w:szCs w:val="22"/>
                 <w:lang w:val="es-ES_tradnl"/>
               </w:rPr>
-              <w:t>Instituto Guatemalteco de Seguridad Social</w:t>
+              <w:t>Instituto Guatemalt</w:t>
+            </w:r>
+            <w:r>
+              <w:rPr>
+                <w:szCs w:val="22"/>
+                <w:lang w:val="es-ES_tradnl"/>
+              </w:rPr>
+              <w:t>eco de Seguridad Social</w:t>
             </w:r>
           </w:p>
         </w:tc>
@@ -580,12 +638,21 @@
               </w:rPr>
               <w:t>Insti</w:t>
             </w:r>
+            <w:proofErr w:type="spellStart"/>
             <w:r>
               <w:rPr>
                 <w:b/>
                 <w:szCs w:val="22"/>
               </w:rPr>
-              <w:t xml:space="preserve">tución sede </w:t>
+              <w:t>tución</w:t>
+            </w:r>
+            <w:proofErr w:type="spellEnd"/>
+            <w:r>
+              <w:rPr>
+                <w:b/>
+                <w:szCs w:val="22"/>
+              </w:rPr>
+              <w:t xml:space="preserve"> sede </w:t>
             </w:r>
           </w:p>
         </w:tc>
@@ -605,17 +672,32 @@
                 <w:szCs w:val="22"/>
               </w:rPr>
             </w:pPr>
+            <w:proofErr w:type="spellStart"/>
             <w:r>
               <w:rPr>
                 <w:szCs w:val="22"/>
                 <w:lang w:val="en-US"/>
               </w:rPr>
-              <w:t xml:space="preserve">Josué David Morales </w:t>
+              <w:t>Josué</w:t>
+            </w:r>
+            <w:proofErr w:type="spellEnd"/>
+            <w:r>
+              <w:rPr>
+                <w:szCs w:val="22"/>
+                <w:lang w:val="en-US"/>
+              </w:rPr>
+              <w:t xml:space="preserve"> David Morales </w:t>
             </w:r>
           </w:p>
         </w:tc>
       </w:tr>
     </w:tbl>
+    <w:p>
+      <w:pPr>
+        <w:spacing w:after="0"/>
+        <w:jc w:val="both"/>
+      </w:pPr>
+    </w:p>
     <w:p>
       <w:pPr>
         <w:spacing w:after="0"/>
@@ -637,6 +719,7 @@
         </w:rPr>
         <w:t xml:space="preserve">Actividades comunes de la </w:t>
       </w:r>
+      <w:proofErr w:type="spellStart"/>
       <w:r>
         <w:rPr>
           <w:b/>
@@ -664,6 +747,7 @@
         </w:rPr>
         <w:t>ó</w:t>
       </w:r>
+      <w:proofErr w:type="spellEnd"/>
       <w:r>
         <w:rPr>
           <w:b/>
@@ -738,13 +822,41 @@
                 <w:szCs w:val="22"/>
               </w:rPr>
             </w:pPr>
+            <w:proofErr w:type="spellStart"/>
             <w:r>
               <w:rPr>
                 <w:color w:val="36363D"/>
                 <w:szCs w:val="22"/>
                 <w:lang w:val="en-US"/>
               </w:rPr>
-              <w:t xml:space="preserve">Inspección de impresoras </w:t>
+              <w:t>Inspección</w:t>
+            </w:r>
+            <w:proofErr w:type="spellEnd"/>
+            <w:r>
+              <w:rPr>
+                <w:color w:val="36363D"/>
+                <w:szCs w:val="22"/>
+                <w:lang w:val="en-US"/>
+              </w:rPr>
+              <w:t xml:space="preserve"> de </w:t>
+            </w:r>
+            <w:proofErr w:type="spellStart"/>
+            <w:r>
+              <w:rPr>
+                <w:color w:val="36363D"/>
+                <w:szCs w:val="22"/>
+                <w:lang w:val="en-US"/>
+              </w:rPr>
+              <w:t>impresoras</w:t>
+            </w:r>
+            <w:proofErr w:type="spellEnd"/>
+            <w:r>
+              <w:rPr>
+                <w:color w:val="36363D"/>
+                <w:szCs w:val="22"/>
+                <w:lang w:val="en-US"/>
+              </w:rPr>
+              <w:t xml:space="preserve"> </w:t>
             </w:r>
           </w:p>
         </w:tc>
@@ -803,7 +915,25 @@
                 <w:szCs w:val="22"/>
                 <w:lang w:val="en-US"/>
               </w:rPr>
-              <w:t xml:space="preserve">Soporte técnico </w:t>
+              <w:t xml:space="preserve">Soporte </w:t>
+            </w:r>
+            <w:proofErr w:type="spellStart"/>
+            <w:r>
+              <w:rPr>
+                <w:color w:val="36363D"/>
+                <w:szCs w:val="22"/>
+                <w:lang w:val="en-US"/>
+              </w:rPr>
+              <w:t>técnico</w:t>
+            </w:r>
+            <w:proofErr w:type="spellEnd"/>
+            <w:r>
+              <w:rPr>
+                <w:color w:val="36363D"/>
+                <w:szCs w:val="22"/>
+                <w:lang w:val="en-US"/>
+              </w:rPr>
+              <w:t xml:space="preserve"> </w:t>
             </w:r>
           </w:p>
         </w:tc>
@@ -828,7 +958,14 @@
                 <w:b/>
                 <w:szCs w:val="22"/>
               </w:rPr>
-              <w:t>Frecuencia con que se realiza:</w:t>
+              <w:t xml:space="preserve">Frecuencia con que se </w:t>
+            </w:r>
+            <w:r>
+              <w:rPr>
+                <w:b/>
+                <w:szCs w:val="22"/>
+              </w:rPr>
+              <w:t>realiza:</w:t>
             </w:r>
             <w:r>
               <w:rPr>
@@ -975,12 +1112,28 @@
                 <w:szCs w:val="22"/>
                 <w:lang w:val="es-ES_tradnl"/>
               </w:rPr>
-              <w:t>Se empieza desarmando la impresora, limpiando los componentes retiramos la tinta vieja para luego colocarle la tinta nueva y volvemos a armarla, después la dejamos configurada y revisando que quede bien todo.</w:t>
+              <w:t>Se empieza desarmando la impresora, limpiando los componentes retiramos la tinta vieja para luego colocarle la tinta nueva y volvem</w:t>
+            </w:r>
+            <w:r>
+              <w:rPr>
+                <w:color w:val="36363D"/>
+                <w:szCs w:val="22"/>
+                <w:lang w:val="es-ES_tradnl"/>
+              </w:rPr>
+              <w:t>os a armarla, después la dejamos configurada y revisando que quede bien todo.</w:t>
             </w:r>
           </w:p>
         </w:tc>
       </w:tr>
     </w:tbl>
+    <w:p>
+      <w:pPr>
+        <w:jc w:val="both"/>
+        <w:rPr>
+          <w:szCs w:val="22"/>
+        </w:rPr>
+      </w:pPr>
+    </w:p>
     <w:p>
       <w:pPr>
         <w:jc w:val="both"/>
@@ -1048,12 +1201,21 @@
                 <w:szCs w:val="22"/>
               </w:rPr>
             </w:pPr>
+            <w:proofErr w:type="spellStart"/>
             <w:r>
               <w:rPr>
                 <w:szCs w:val="22"/>
                 <w:lang w:val="en-US"/>
               </w:rPr>
-              <w:t xml:space="preserve">Mantenimientos </w:t>
+              <w:t>Mantenimientos</w:t>
+            </w:r>
+            <w:proofErr w:type="spellEnd"/>
+            <w:r>
+              <w:rPr>
+                <w:szCs w:val="22"/>
+                <w:lang w:val="en-US"/>
+              </w:rPr>
+              <w:t xml:space="preserve"> </w:t>
             </w:r>
           </w:p>
         </w:tc>
@@ -1098,12 +1260,37 @@
                 <w:szCs w:val="22"/>
               </w:rPr>
             </w:pPr>
+            <w:proofErr w:type="spellStart"/>
             <w:r>
               <w:rPr>
                 <w:szCs w:val="22"/>
                 <w:lang w:val="en-US"/>
               </w:rPr>
-              <w:t xml:space="preserve">Mantenimiento de equipos </w:t>
+              <w:t>Mantenimiento</w:t>
+            </w:r>
+            <w:proofErr w:type="spellEnd"/>
+            <w:r>
+              <w:rPr>
+                <w:szCs w:val="22"/>
+                <w:lang w:val="en-US"/>
+              </w:rPr>
+              <w:t xml:space="preserve"> de </w:t>
+            </w:r>
+            <w:proofErr w:type="spellStart"/>
+            <w:r>
+              <w:rPr>
+                <w:szCs w:val="22"/>
+                <w:lang w:val="en-US"/>
+              </w:rPr>
+              <w:t>equipos</w:t>
+            </w:r>
+            <w:proofErr w:type="spellEnd"/>
+            <w:r>
+              <w:rPr>
+                <w:szCs w:val="22"/>
+                <w:lang w:val="en-US"/>
+              </w:rPr>
+              <w:t xml:space="preserve"> </w:t>
             </w:r>
           </w:p>
         </w:tc>
@@ -1153,12 +1340,37 @@
                 <w:szCs w:val="22"/>
               </w:rPr>
             </w:pPr>
+            <w:proofErr w:type="spellStart"/>
             <w:r>
               <w:rPr>
                 <w:szCs w:val="22"/>
                 <w:lang w:val="en-US"/>
               </w:rPr>
-              <w:t xml:space="preserve">Casi nunca </w:t>
+              <w:t>Casi</w:t>
+            </w:r>
+            <w:proofErr w:type="spellEnd"/>
+            <w:r>
+              <w:rPr>
+                <w:szCs w:val="22"/>
+                <w:lang w:val="en-US"/>
+              </w:rPr>
+              <w:t xml:space="preserve"> </w:t>
+            </w:r>
+            <w:proofErr w:type="spellStart"/>
+            <w:r>
+              <w:rPr>
+                <w:szCs w:val="22"/>
+                <w:lang w:val="en-US"/>
+              </w:rPr>
+              <w:t>nunca</w:t>
+            </w:r>
+            <w:proofErr w:type="spellEnd"/>
+            <w:r>
+              <w:rPr>
+                <w:szCs w:val="22"/>
+                <w:lang w:val="en-US"/>
+              </w:rPr>
+              <w:t xml:space="preserve"> </w:t>
             </w:r>
           </w:p>
         </w:tc>
@@ -1183,7 +1395,14 @@
                 <w:b/>
                 <w:szCs w:val="22"/>
               </w:rPr>
-              <w:t>A quienes se presta este servicio:</w:t>
+              <w:t xml:space="preserve">A quienes se presta este </w:t>
+            </w:r>
+            <w:r>
+              <w:rPr>
+                <w:b/>
+                <w:szCs w:val="22"/>
+              </w:rPr>
+              <w:t>servicio:</w:t>
             </w:r>
             <w:r>
               <w:rPr>
@@ -1208,12 +1427,53 @@
                 <w:szCs w:val="22"/>
               </w:rPr>
             </w:pPr>
+            <w:proofErr w:type="spellStart"/>
             <w:r>
               <w:rPr>
                 <w:szCs w:val="22"/>
                 <w:lang w:val="en-US"/>
               </w:rPr>
-              <w:t xml:space="preserve">Compañeros de otros departamentos </w:t>
+              <w:t>Compañeros</w:t>
+            </w:r>
+            <w:proofErr w:type="spellEnd"/>
+            <w:r>
+              <w:rPr>
+                <w:szCs w:val="22"/>
+                <w:lang w:val="en-US"/>
+              </w:rPr>
+              <w:t xml:space="preserve"> de </w:t>
+            </w:r>
+            <w:proofErr w:type="spellStart"/>
+            <w:r>
+              <w:rPr>
+                <w:szCs w:val="22"/>
+                <w:lang w:val="en-US"/>
+              </w:rPr>
+              <w:t>otros</w:t>
+            </w:r>
+            <w:proofErr w:type="spellEnd"/>
+            <w:r>
+              <w:rPr>
+                <w:szCs w:val="22"/>
+                <w:lang w:val="en-US"/>
+              </w:rPr>
+              <w:t xml:space="preserve"> </w:t>
+            </w:r>
+            <w:proofErr w:type="spellStart"/>
+            <w:r>
+              <w:rPr>
+                <w:szCs w:val="22"/>
+                <w:lang w:val="en-US"/>
+              </w:rPr>
+              <w:t>departamentos</w:t>
+            </w:r>
+            <w:proofErr w:type="spellEnd"/>
+            <w:r>
+              <w:rPr>
+                <w:szCs w:val="22"/>
+                <w:lang w:val="en-US"/>
+              </w:rPr>
+              <w:t xml:space="preserve"> </w:t>
             </w:r>
           </w:p>
         </w:tc>
@@ -1266,62 +1526,132 @@
               </w:rPr>
               <w:t xml:space="preserve">Empezamos por ir a retirar el equipo de donde se encuentra, luego procedemos a </w:t>
             </w:r>
-            <w:commentRangeStart w:id="0"/>
-            <w:r>
-              <w:rPr>
-                <w:color w:val="EE0000"/>
-                <w:szCs w:val="22"/>
-                <w:lang w:val="es-ES_tradnl"/>
-              </w:rPr>
-              <w:t>desarmarla</w:t>
-            </w:r>
-            <w:commentRangeEnd w:id="0"/>
-            <w:r>
-              <w:rPr>
-                <w:rStyle w:val="Refdecomentario"/>
-                <w:sz w:val="21"/>
-                <w:szCs w:val="22"/>
-                <w:lang w:val="es-ES_tradnl"/>
-              </w:rPr>
-              <w:commentReference w:id="0"/>
-            </w:r>
-            <w:r>
-              <w:rPr>
-                <w:szCs w:val="22"/>
-                <w:lang w:val="es-ES_tradnl"/>
-              </w:rPr>
-              <w:t xml:space="preserve">, ya teniendo desarmado el equipo empezamos por limpiar los componentes, le echamos limpia contactos a la memoria RAM, Placa Base y al  Procesador, luego </w:t>
-            </w:r>
-            <w:commentRangeStart w:id="1"/>
-            <w:r>
-              <w:rPr>
-                <w:color w:val="EE0000"/>
-                <w:szCs w:val="22"/>
-                <w:lang w:val="es-ES_tradnl"/>
-              </w:rPr>
-              <w:t xml:space="preserve">la armamos, la perdemos </w:t>
-            </w:r>
-            <w:commentRangeEnd w:id="1"/>
-            <w:r>
-              <w:rPr>
-                <w:rStyle w:val="Refdecomentario"/>
-                <w:sz w:val="21"/>
-                <w:szCs w:val="22"/>
-                <w:lang w:val="es-ES_tradnl"/>
-              </w:rPr>
-              <w:commentReference w:id="1"/>
-            </w:r>
-            <w:r>
-              <w:rPr>
-                <w:szCs w:val="22"/>
-                <w:lang w:val="es-ES_tradnl"/>
-              </w:rPr>
-              <w:t>y vemos que todo funcione bien, para luego ensamblarlo de nuevo.</w:t>
+            <w:r>
+              <w:rPr>
+                <w:szCs w:val="22"/>
+                <w:lang w:val="es-ES_tradnl"/>
+              </w:rPr>
+              <w:t>desarmarl</w:t>
+            </w:r>
+            <w:r>
+              <w:rPr>
+                <w:szCs w:val="22"/>
+                <w:lang w:val="es-ES_tradnl"/>
+              </w:rPr>
+              <w:t>o</w:t>
+            </w:r>
+            <w:r>
+              <w:rPr>
+                <w:szCs w:val="22"/>
+                <w:lang w:val="es-ES_tradnl"/>
+              </w:rPr>
+              <w:t xml:space="preserve"> </w:t>
+            </w:r>
+            <w:r>
+              <w:rPr>
+                <w:szCs w:val="22"/>
+                <w:lang w:val="es-ES_tradnl"/>
+              </w:rPr>
+              <w:t xml:space="preserve">ya teniendo desarmado el equipo empezamos por limpiar los componentes, le echamos limpia contactos a la memoria RAM, Placa Base y </w:t>
+            </w:r>
+            <w:proofErr w:type="gramStart"/>
+            <w:r>
+              <w:rPr>
+                <w:szCs w:val="22"/>
+                <w:lang w:val="es-ES_tradnl"/>
+              </w:rPr>
+              <w:t>al  Procesador</w:t>
+            </w:r>
+            <w:proofErr w:type="gramEnd"/>
+            <w:r>
+              <w:rPr>
+                <w:szCs w:val="22"/>
+                <w:lang w:val="es-ES_tradnl"/>
+              </w:rPr>
+              <w:t xml:space="preserve">, luego </w:t>
+            </w:r>
+            <w:r>
+              <w:rPr>
+                <w:szCs w:val="22"/>
+                <w:lang w:val="es-ES_tradnl"/>
+              </w:rPr>
+              <w:t>l</w:t>
+            </w:r>
+            <w:r>
+              <w:rPr>
+                <w:szCs w:val="22"/>
+                <w:lang w:val="es-ES_tradnl"/>
+              </w:rPr>
+              <w:t>o</w:t>
+            </w:r>
+            <w:r>
+              <w:rPr>
+                <w:szCs w:val="22"/>
+                <w:lang w:val="es-ES_tradnl"/>
+              </w:rPr>
+              <w:t xml:space="preserve"> armamos, l</w:t>
+            </w:r>
+            <w:r>
+              <w:rPr>
+                <w:szCs w:val="22"/>
+                <w:lang w:val="es-ES_tradnl"/>
+              </w:rPr>
+              <w:t>o</w:t>
+            </w:r>
+            <w:r>
+              <w:rPr>
+                <w:szCs w:val="22"/>
+                <w:lang w:val="es-ES_tradnl"/>
+              </w:rPr>
+              <w:t xml:space="preserve"> p</w:t>
+            </w:r>
+            <w:r>
+              <w:rPr>
+                <w:szCs w:val="22"/>
+                <w:lang w:val="es-ES_tradnl"/>
+              </w:rPr>
+              <w:t>ren</w:t>
+            </w:r>
+            <w:r>
+              <w:rPr>
+                <w:szCs w:val="22"/>
+                <w:lang w:val="es-ES_tradnl"/>
+              </w:rPr>
+              <w:t>demo</w:t>
+            </w:r>
+            <w:r>
+              <w:rPr>
+                <w:szCs w:val="22"/>
+                <w:lang w:val="es-ES_tradnl"/>
+              </w:rPr>
+              <w:t>s y v</w:t>
+            </w:r>
+            <w:r>
+              <w:rPr>
+                <w:szCs w:val="22"/>
+                <w:lang w:val="es-ES_tradnl"/>
+              </w:rPr>
+              <w:t xml:space="preserve">emos </w:t>
+            </w:r>
+            <w:r>
+              <w:rPr>
+                <w:szCs w:val="22"/>
+                <w:lang w:val="es-ES_tradnl"/>
+              </w:rPr>
+              <w:t>que todo funcione bien, para luego ensamblarlo de nuevo.</w:t>
             </w:r>
           </w:p>
         </w:tc>
       </w:tr>
     </w:tbl>
+    <w:p>
+      <w:pPr>
+        <w:jc w:val="both"/>
+        <w:rPr>
+          <w:szCs w:val="22"/>
+        </w:rPr>
+      </w:pPr>
+    </w:p>
     <w:p>
       <w:pPr>
         <w:jc w:val="both"/>
@@ -1373,7 +1703,7 @@
                 <w:szCs w:val="22"/>
               </w:rPr>
             </w:pPr>
-            <w:commentRangeStart w:id="2"/>
+            <w:commentRangeStart w:id="0"/>
             <w:r>
               <w:rPr>
                 <w:b/>
@@ -1381,7 +1711,7 @@
               </w:rPr>
               <w:t xml:space="preserve">Nombre de la Actividad </w:t>
             </w:r>
-            <w:commentRangeEnd w:id="2"/>
+            <w:commentRangeEnd w:id="0"/>
             <w:r>
               <w:rPr>
                 <w:rStyle w:val="Refdecomentario"/>
@@ -1389,7 +1719,7 @@
                 <w:sz w:val="21"/>
                 <w:szCs w:val="22"/>
               </w:rPr>
-              <w:commentReference w:id="2"/>
+              <w:commentReference w:id="0"/>
             </w:r>
             <w:r>
               <w:rPr>
@@ -1415,12 +1745,37 @@
                 <w:szCs w:val="22"/>
               </w:rPr>
             </w:pPr>
+            <w:proofErr w:type="spellStart"/>
             <w:r>
               <w:rPr>
                 <w:szCs w:val="22"/>
                 <w:lang w:val="en-US"/>
               </w:rPr>
-              <w:t xml:space="preserve">Instalación de aplicaciones </w:t>
+              <w:t>Instalación</w:t>
+            </w:r>
+            <w:proofErr w:type="spellEnd"/>
+            <w:r>
+              <w:rPr>
+                <w:szCs w:val="22"/>
+                <w:lang w:val="en-US"/>
+              </w:rPr>
+              <w:t xml:space="preserve"> de </w:t>
+            </w:r>
+            <w:proofErr w:type="spellStart"/>
+            <w:r>
+              <w:rPr>
+                <w:szCs w:val="22"/>
+                <w:lang w:val="en-US"/>
+              </w:rPr>
+              <w:t>aplicaciones</w:t>
+            </w:r>
+            <w:proofErr w:type="spellEnd"/>
+            <w:r>
+              <w:rPr>
+                <w:szCs w:val="22"/>
+                <w:lang w:val="en-US"/>
+              </w:rPr>
+              <w:t xml:space="preserve"> </w:t>
             </w:r>
           </w:p>
         </w:tc>
@@ -1445,7 +1800,6 @@
                 <w:b/>
                 <w:szCs w:val="22"/>
               </w:rPr>
-              <w:lastRenderedPageBreak/>
               <w:t>Tipo de actividad:</w:t>
             </w:r>
           </w:p>
@@ -1466,23 +1820,29 @@
                 <w:szCs w:val="22"/>
               </w:rPr>
             </w:pPr>
-            <w:commentRangeStart w:id="3"/>
-            <w:r>
-              <w:rPr>
-                <w:color w:val="EE0000"/>
+            <w:r>
+              <w:rPr>
                 <w:szCs w:val="22"/>
                 <w:lang w:val="en-US"/>
               </w:rPr>
-              <w:t xml:space="preserve">Instalación de aplicaciones </w:t>
-            </w:r>
-            <w:commentRangeEnd w:id="3"/>
+              <w:t xml:space="preserve">Soporte Técnico </w:t>
+            </w:r>
+            <w:commentRangeStart w:id="1"/>
+            <w:r>
+              <w:rPr>
+                <w:szCs w:val="22"/>
+                <w:lang w:val="en-US"/>
+              </w:rPr>
+              <w:t xml:space="preserve"> </w:t>
+            </w:r>
+            <w:commentRangeEnd w:id="1"/>
             <w:r>
               <w:rPr>
                 <w:rStyle w:val="Refdecomentario"/>
                 <w:sz w:val="21"/>
                 <w:szCs w:val="22"/>
               </w:rPr>
-              <w:commentReference w:id="3"/>
+              <w:commentReference w:id="1"/>
             </w:r>
           </w:p>
         </w:tc>
@@ -1532,23 +1892,21 @@
                 <w:szCs w:val="22"/>
               </w:rPr>
             </w:pPr>
-            <w:commentRangeStart w:id="4"/>
-            <w:r>
-              <w:rPr>
-                <w:color w:val="EE0000"/>
+            <w:proofErr w:type="spellStart"/>
+            <w:r>
+              <w:rPr>
                 <w:szCs w:val="22"/>
                 <w:lang w:val="en-US"/>
               </w:rPr>
-              <w:t xml:space="preserve">Semanalmente </w:t>
-            </w:r>
-            <w:commentRangeEnd w:id="4"/>
-            <w:r>
-              <w:rPr>
-                <w:rStyle w:val="Refdecomentario"/>
-                <w:sz w:val="21"/>
-                <w:szCs w:val="22"/>
-              </w:rPr>
-              <w:commentReference w:id="4"/>
+              <w:t>Frecuentemente</w:t>
+            </w:r>
+            <w:proofErr w:type="spellEnd"/>
+            <w:r>
+              <w:rPr>
+                <w:szCs w:val="22"/>
+                <w:lang w:val="en-US"/>
+              </w:rPr>
+              <w:t xml:space="preserve"> </w:t>
             </w:r>
           </w:p>
         </w:tc>
@@ -1598,12 +1956,53 @@
                 <w:szCs w:val="22"/>
               </w:rPr>
             </w:pPr>
+            <w:proofErr w:type="spellStart"/>
             <w:r>
               <w:rPr>
                 <w:szCs w:val="22"/>
                 <w:lang w:val="en-US"/>
               </w:rPr>
-              <w:t xml:space="preserve">Compañeros de otros departamentos </w:t>
+              <w:t>Compañeros</w:t>
+            </w:r>
+            <w:proofErr w:type="spellEnd"/>
+            <w:r>
+              <w:rPr>
+                <w:szCs w:val="22"/>
+                <w:lang w:val="en-US"/>
+              </w:rPr>
+              <w:t xml:space="preserve"> de </w:t>
+            </w:r>
+            <w:proofErr w:type="spellStart"/>
+            <w:r>
+              <w:rPr>
+                <w:szCs w:val="22"/>
+                <w:lang w:val="en-US"/>
+              </w:rPr>
+              <w:t>otros</w:t>
+            </w:r>
+            <w:proofErr w:type="spellEnd"/>
+            <w:r>
+              <w:rPr>
+                <w:szCs w:val="22"/>
+                <w:lang w:val="en-US"/>
+              </w:rPr>
+              <w:t xml:space="preserve"> </w:t>
+            </w:r>
+            <w:proofErr w:type="spellStart"/>
+            <w:r>
+              <w:rPr>
+                <w:szCs w:val="22"/>
+                <w:lang w:val="en-US"/>
+              </w:rPr>
+              <w:t>departamentos</w:t>
+            </w:r>
+            <w:proofErr w:type="spellEnd"/>
+            <w:r>
+              <w:rPr>
+                <w:szCs w:val="22"/>
+                <w:lang w:val="en-US"/>
+              </w:rPr>
+              <w:t xml:space="preserve"> </w:t>
             </w:r>
           </w:p>
         </w:tc>
@@ -1656,16 +2055,22 @@
               </w:rPr>
               <w:t xml:space="preserve">Iniciamos </w:t>
             </w:r>
-            <w:commentRangeStart w:id="5"/>
-            <w:r>
-              <w:rPr>
-                <w:color w:val="EE0000"/>
-                <w:szCs w:val="22"/>
-                <w:lang w:val="es-ES_tradnl"/>
-              </w:rPr>
-              <w:t xml:space="preserve">en </w:t>
-            </w:r>
-            <w:commentRangeEnd w:id="5"/>
+            <w:r>
+              <w:rPr>
+                <w:szCs w:val="22"/>
+                <w:lang w:val="es-ES_tradnl"/>
+              </w:rPr>
+              <w:t>con</w:t>
+            </w:r>
+            <w:commentRangeStart w:id="2"/>
+            <w:r>
+              <w:rPr>
+                <w:szCs w:val="22"/>
+                <w:lang w:val="es-ES_tradnl"/>
+              </w:rPr>
+              <w:t xml:space="preserve"> </w:t>
+            </w:r>
+            <w:commentRangeEnd w:id="2"/>
             <w:r>
               <w:rPr>
                 <w:rStyle w:val="Refdecomentario"/>
@@ -1673,7 +2078,7 @@
                 <w:szCs w:val="22"/>
                 <w:lang w:val="es-ES_tradnl"/>
               </w:rPr>
-              <w:commentReference w:id="5"/>
+              <w:commentReference w:id="2"/>
             </w:r>
             <w:r>
               <w:rPr>
@@ -1682,16 +2087,29 @@
               </w:rPr>
               <w:t xml:space="preserve">ir a la oficina donde se requiere las instalaciones, prendemos el </w:t>
             </w:r>
-            <w:commentRangeStart w:id="6"/>
-            <w:r>
-              <w:rPr>
-                <w:color w:val="EE0000"/>
-                <w:szCs w:val="22"/>
-                <w:lang w:val="es-ES_tradnl"/>
-              </w:rPr>
-              <w:t xml:space="preserve">equipo entramos a Microsoft </w:t>
-            </w:r>
-            <w:commentRangeEnd w:id="6"/>
+            <w:commentRangeStart w:id="3"/>
+            <w:r>
+              <w:rPr>
+                <w:szCs w:val="22"/>
+                <w:lang w:val="es-ES_tradnl"/>
+              </w:rPr>
+              <w:t>equipo</w:t>
+            </w:r>
+            <w:r>
+              <w:rPr>
+                <w:szCs w:val="22"/>
+                <w:lang w:val="es-ES_tradnl"/>
+              </w:rPr>
+              <w:t>,</w:t>
+            </w:r>
+            <w:r>
+              <w:rPr>
+                <w:szCs w:val="22"/>
+                <w:lang w:val="es-ES_tradnl"/>
+              </w:rPr>
+              <w:t xml:space="preserve"> entramos a Microsoft </w:t>
+            </w:r>
+            <w:commentRangeEnd w:id="3"/>
             <w:r>
               <w:rPr>
                 <w:rStyle w:val="Refdecomentario"/>
@@ -1699,25 +2117,82 @@
                 <w:szCs w:val="22"/>
                 <w:lang w:val="es-ES_tradnl"/>
               </w:rPr>
-              <w:commentReference w:id="6"/>
-            </w:r>
-            <w:r>
-              <w:rPr>
-                <w:szCs w:val="22"/>
-                <w:lang w:val="es-ES_tradnl"/>
-              </w:rPr>
-              <w:t xml:space="preserve">edger y procedemos en poner una IP para instalar </w:t>
-            </w:r>
-            <w:commentRangeStart w:id="7"/>
-            <w:r>
-              <w:rPr>
-                <w:color w:val="EE0000"/>
-                <w:szCs w:val="22"/>
-                <w:lang w:val="es-ES_tradnl"/>
-              </w:rPr>
-              <w:t xml:space="preserve">lo ue viene siendo Coex Digital </w:t>
-            </w:r>
-            <w:commentRangeEnd w:id="7"/>
+              <w:commentReference w:id="3"/>
+            </w:r>
+            <w:r>
+              <w:rPr>
+                <w:szCs w:val="22"/>
+                <w:lang w:val="es-ES_tradnl"/>
+              </w:rPr>
+              <w:t>E</w:t>
+            </w:r>
+            <w:r>
+              <w:rPr>
+                <w:szCs w:val="22"/>
+                <w:lang w:val="es-ES_tradnl"/>
+              </w:rPr>
+              <w:t>dge</w:t>
+            </w:r>
+            <w:r>
+              <w:rPr>
+                <w:szCs w:val="22"/>
+                <w:lang w:val="es-ES_tradnl"/>
+              </w:rPr>
+              <w:t xml:space="preserve"> </w:t>
+            </w:r>
+            <w:r>
+              <w:rPr>
+                <w:szCs w:val="22"/>
+                <w:lang w:val="es-ES_tradnl"/>
+              </w:rPr>
+              <w:t xml:space="preserve">y procedemos en poner una IP para instalar </w:t>
+            </w:r>
+            <w:r>
+              <w:rPr>
+                <w:szCs w:val="22"/>
+                <w:lang w:val="es-ES_tradnl"/>
+              </w:rPr>
+              <w:t xml:space="preserve">la aplicación web </w:t>
+            </w:r>
+            <w:proofErr w:type="spellStart"/>
+            <w:r>
+              <w:rPr>
+                <w:szCs w:val="22"/>
+                <w:lang w:val="es-ES_tradnl"/>
+              </w:rPr>
+              <w:t>Coex</w:t>
+            </w:r>
+            <w:proofErr w:type="spellEnd"/>
+            <w:r>
+              <w:rPr>
+                <w:szCs w:val="22"/>
+                <w:lang w:val="es-ES_tradnl"/>
+              </w:rPr>
+              <w:t xml:space="preserve"> Digital </w:t>
+            </w:r>
+            <w:r>
+              <w:rPr>
+                <w:szCs w:val="22"/>
+                <w:lang w:val="es-ES_tradnl"/>
+              </w:rPr>
+              <w:t xml:space="preserve">y una URL para lo que es Gestión de </w:t>
+            </w:r>
+            <w:commentRangeStart w:id="4"/>
+            <w:r>
+              <w:rPr>
+                <w:szCs w:val="22"/>
+                <w:lang w:val="es-ES_tradnl"/>
+              </w:rPr>
+              <w:t>Tu</w:t>
+            </w:r>
+            <w:r>
+              <w:rPr>
+                <w:szCs w:val="22"/>
+                <w:lang w:val="es-ES_tradnl"/>
+              </w:rPr>
+              <w:t>rnos</w:t>
+            </w:r>
+            <w:commentRangeEnd w:id="4"/>
             <w:r>
               <w:rPr>
                 <w:rStyle w:val="Refdecomentario"/>
@@ -1725,40 +2200,21 @@
                 <w:szCs w:val="22"/>
                 <w:lang w:val="es-ES_tradnl"/>
               </w:rPr>
-              <w:commentReference w:id="7"/>
-            </w:r>
-            <w:r>
-              <w:rPr>
-                <w:szCs w:val="22"/>
-                <w:lang w:val="es-ES_tradnl"/>
-              </w:rPr>
-              <w:t xml:space="preserve">y una URL para lo que es Gestión de </w:t>
-            </w:r>
-            <w:commentRangeStart w:id="8"/>
-            <w:r>
-              <w:rPr>
-                <w:color w:val="EE0000"/>
-                <w:szCs w:val="22"/>
-                <w:lang w:val="es-ES_tradnl"/>
-              </w:rPr>
-              <w:t>Tuernos</w:t>
-            </w:r>
-            <w:commentRangeEnd w:id="8"/>
-            <w:r>
-              <w:rPr>
-                <w:rStyle w:val="Refdecomentario"/>
-                <w:sz w:val="21"/>
-                <w:szCs w:val="22"/>
-                <w:lang w:val="es-ES_tradnl"/>
-              </w:rPr>
-              <w:commentReference w:id="8"/>
-            </w:r>
-            <w:r>
-              <w:rPr>
-                <w:szCs w:val="22"/>
-                <w:lang w:val="es-ES_tradnl"/>
-              </w:rPr>
-              <w:t>, los instalamos y vemos que quede bien todo.</w:t>
+              <w:commentReference w:id="4"/>
+            </w:r>
+            <w:r>
+              <w:rPr>
+                <w:szCs w:val="22"/>
+                <w:lang w:val="es-ES_tradnl"/>
+              </w:rPr>
+              <w:t xml:space="preserve">, los instalamos y vemos que quede </w:t>
+            </w:r>
+            <w:r>
+              <w:rPr>
+                <w:szCs w:val="22"/>
+                <w:lang w:val="es-ES_tradnl"/>
+              </w:rPr>
+              <w:t>bien todo.</w:t>
             </w:r>
           </w:p>
         </w:tc>
@@ -1836,7 +2292,39 @@
                 <w:szCs w:val="22"/>
                 <w:lang w:val="en-US"/>
               </w:rPr>
-              <w:t xml:space="preserve">Resolver problemas técnicos </w:t>
+              <w:t xml:space="preserve">Resolver </w:t>
+            </w:r>
+            <w:proofErr w:type="spellStart"/>
+            <w:r>
+              <w:rPr>
+                <w:szCs w:val="22"/>
+                <w:lang w:val="en-US"/>
+              </w:rPr>
+              <w:t>problemas</w:t>
+            </w:r>
+            <w:proofErr w:type="spellEnd"/>
+            <w:r>
+              <w:rPr>
+                <w:szCs w:val="22"/>
+                <w:lang w:val="en-US"/>
+              </w:rPr>
+              <w:t xml:space="preserve"> </w:t>
+            </w:r>
+            <w:proofErr w:type="spellStart"/>
+            <w:r>
+              <w:rPr>
+                <w:szCs w:val="22"/>
+                <w:lang w:val="en-US"/>
+              </w:rPr>
+              <w:t>técnicos</w:t>
+            </w:r>
+            <w:proofErr w:type="spellEnd"/>
+            <w:r>
+              <w:rPr>
+                <w:szCs w:val="22"/>
+                <w:lang w:val="en-US"/>
+              </w:rPr>
+              <w:t xml:space="preserve"> </w:t>
             </w:r>
           </w:p>
         </w:tc>
@@ -1886,7 +2374,23 @@
                 <w:szCs w:val="22"/>
                 <w:lang w:val="en-US"/>
               </w:rPr>
-              <w:t xml:space="preserve">Soporte técnico </w:t>
+              <w:t xml:space="preserve">Soporte </w:t>
+            </w:r>
+            <w:proofErr w:type="spellStart"/>
+            <w:r>
+              <w:rPr>
+                <w:szCs w:val="22"/>
+                <w:lang w:val="en-US"/>
+              </w:rPr>
+              <w:t>técnico</w:t>
+            </w:r>
+            <w:proofErr w:type="spellEnd"/>
+            <w:r>
+              <w:rPr>
+                <w:szCs w:val="22"/>
+                <w:lang w:val="en-US"/>
+              </w:rPr>
+              <w:t xml:space="preserve"> </w:t>
             </w:r>
           </w:p>
         </w:tc>
@@ -1936,23 +2440,31 @@
                 <w:szCs w:val="22"/>
               </w:rPr>
             </w:pPr>
-            <w:commentRangeStart w:id="9"/>
+            <w:proofErr w:type="spellStart"/>
             <w:r>
               <w:rPr>
                 <w:szCs w:val="22"/>
                 <w:lang w:val="en-US"/>
               </w:rPr>
-              <w:t xml:space="preserve">Semanalmente </w:t>
-            </w:r>
-            <w:commentRangeEnd w:id="9"/>
-            <w:r>
-              <w:rPr>
-                <w:rStyle w:val="Refdecomentario"/>
-                <w:sz w:val="21"/>
-                <w:szCs w:val="22"/>
-              </w:rPr>
-              <w:commentReference w:id="9"/>
-            </w:r>
+              <w:t>Según</w:t>
+            </w:r>
+            <w:proofErr w:type="spellEnd"/>
+            <w:r>
+              <w:rPr>
+                <w:szCs w:val="22"/>
+                <w:lang w:val="en-US"/>
+              </w:rPr>
+              <w:t xml:space="preserve"> se </w:t>
+            </w:r>
+            <w:proofErr w:type="spellStart"/>
+            <w:r>
+              <w:rPr>
+                <w:szCs w:val="22"/>
+                <w:lang w:val="en-US"/>
+              </w:rPr>
+              <w:t>requiere</w:t>
+            </w:r>
+            <w:proofErr w:type="spellEnd"/>
           </w:p>
         </w:tc>
       </w:tr>
@@ -2001,12 +2513,53 @@
                 <w:szCs w:val="22"/>
               </w:rPr>
             </w:pPr>
+            <w:proofErr w:type="spellStart"/>
             <w:r>
               <w:rPr>
                 <w:szCs w:val="22"/>
                 <w:lang w:val="en-US"/>
               </w:rPr>
-              <w:t xml:space="preserve">Compañeros de otros departamentos </w:t>
+              <w:t>Compañeros</w:t>
+            </w:r>
+            <w:proofErr w:type="spellEnd"/>
+            <w:r>
+              <w:rPr>
+                <w:szCs w:val="22"/>
+                <w:lang w:val="en-US"/>
+              </w:rPr>
+              <w:t xml:space="preserve"> de </w:t>
+            </w:r>
+            <w:proofErr w:type="spellStart"/>
+            <w:r>
+              <w:rPr>
+                <w:szCs w:val="22"/>
+                <w:lang w:val="en-US"/>
+              </w:rPr>
+              <w:t>otros</w:t>
+            </w:r>
+            <w:proofErr w:type="spellEnd"/>
+            <w:r>
+              <w:rPr>
+                <w:szCs w:val="22"/>
+                <w:lang w:val="en-US"/>
+              </w:rPr>
+              <w:t xml:space="preserve"> </w:t>
+            </w:r>
+            <w:proofErr w:type="spellStart"/>
+            <w:r>
+              <w:rPr>
+                <w:szCs w:val="22"/>
+                <w:lang w:val="en-US"/>
+              </w:rPr>
+              <w:t>departamentos</w:t>
+            </w:r>
+            <w:proofErr w:type="spellEnd"/>
+            <w:r>
+              <w:rPr>
+                <w:szCs w:val="22"/>
+                <w:lang w:val="en-US"/>
+              </w:rPr>
+              <w:t xml:space="preserve"> </w:t>
             </w:r>
           </w:p>
         </w:tc>
@@ -2059,16 +2612,42 @@
               </w:rPr>
               <w:t xml:space="preserve">Brindamos apoyo al personal de la institución cuando se presentan problemas técnicos en las computadoras, impresoras, conexión a internet o programas que utilizan </w:t>
             </w:r>
-            <w:commentRangeStart w:id="10"/>
+            <w:commentRangeStart w:id="5"/>
             <w:r>
               <w:rPr>
                 <w:color w:val="EE0000"/>
                 <w:szCs w:val="22"/>
                 <w:lang w:val="es-ES_tradnl"/>
               </w:rPr>
-              <w:t xml:space="preserve">diariamente.Se </w:t>
-            </w:r>
-            <w:commentRangeEnd w:id="10"/>
+              <w:t>diariamente.</w:t>
+            </w:r>
+            <w:r>
+              <w:rPr>
+                <w:color w:val="EE0000"/>
+                <w:szCs w:val="22"/>
+                <w:lang w:val="es-ES_tradnl"/>
+              </w:rPr>
+              <w:t xml:space="preserve"> </w:t>
+            </w:r>
+            <w:proofErr w:type="gramStart"/>
+            <w:r>
+              <w:rPr>
+                <w:color w:val="EE0000"/>
+                <w:szCs w:val="22"/>
+                <w:lang w:val="es-ES_tradnl"/>
+              </w:rPr>
+              <w:t>Se</w:t>
+            </w:r>
+            <w:proofErr w:type="gramEnd"/>
+            <w:r>
+              <w:rPr>
+                <w:color w:val="EE0000"/>
+                <w:szCs w:val="22"/>
+                <w:lang w:val="es-ES_tradnl"/>
+              </w:rPr>
+              <w:t xml:space="preserve"> </w:t>
+            </w:r>
+            <w:commentRangeEnd w:id="5"/>
             <w:r>
               <w:rPr>
                 <w:rStyle w:val="Refdecomentario"/>
@@ -2076,14 +2655,21 @@
                 <w:szCs w:val="22"/>
                 <w:lang w:val="es-ES_tradnl"/>
               </w:rPr>
-              <w:commentReference w:id="10"/>
-            </w:r>
-            <w:r>
-              <w:rPr>
-                <w:szCs w:val="22"/>
-                <w:lang w:val="es-ES_tradnl"/>
-              </w:rPr>
-              <w:t>revisan los equipos para identificar las fallas y se realizan las correcciones necesarias para garantizar su buen funcionamiento.</w:t>
+              <w:commentReference w:id="5"/>
+            </w:r>
+            <w:r>
+              <w:rPr>
+                <w:szCs w:val="22"/>
+                <w:lang w:val="es-ES_tradnl"/>
+              </w:rPr>
+              <w:t>revisan los equipos para identificar las fallas y se realizan las correccio</w:t>
+            </w:r>
+            <w:r>
+              <w:rPr>
+                <w:szCs w:val="22"/>
+                <w:lang w:val="es-ES_tradnl"/>
+              </w:rPr>
+              <w:t>nes necesarias para garantizar su buen funcionamiento.</w:t>
             </w:r>
           </w:p>
         </w:tc>
@@ -2140,7 +2726,7 @@
                 <w:szCs w:val="22"/>
               </w:rPr>
             </w:pPr>
-            <w:commentRangeStart w:id="11"/>
+            <w:commentRangeStart w:id="6"/>
             <w:r>
               <w:rPr>
                 <w:b/>
@@ -2148,7 +2734,7 @@
               </w:rPr>
               <w:t>Nombre de la Actividad No. 5</w:t>
             </w:r>
-            <w:commentRangeEnd w:id="11"/>
+            <w:commentRangeEnd w:id="6"/>
             <w:r>
               <w:rPr>
                 <w:rStyle w:val="Refdecomentario"/>
@@ -2156,7 +2742,7 @@
                 <w:sz w:val="21"/>
                 <w:szCs w:val="22"/>
               </w:rPr>
-              <w:commentReference w:id="11"/>
+              <w:commentReference w:id="6"/>
             </w:r>
           </w:p>
         </w:tc>
@@ -2205,7 +2791,6 @@
                 <w:b/>
                 <w:szCs w:val="22"/>
               </w:rPr>
-              <w:lastRenderedPageBreak/>
               <w:t>Tipo de actividad:</w:t>
             </w:r>
           </w:p>
@@ -2231,7 +2816,23 @@
                 <w:szCs w:val="22"/>
                 <w:lang w:val="en-US"/>
               </w:rPr>
-              <w:t xml:space="preserve">Soporte técnico </w:t>
+              <w:t xml:space="preserve">Soporte </w:t>
+            </w:r>
+            <w:proofErr w:type="spellStart"/>
+            <w:r>
+              <w:rPr>
+                <w:szCs w:val="22"/>
+                <w:lang w:val="en-US"/>
+              </w:rPr>
+              <w:t>técnico</w:t>
+            </w:r>
+            <w:proofErr w:type="spellEnd"/>
+            <w:r>
+              <w:rPr>
+                <w:szCs w:val="22"/>
+                <w:lang w:val="en-US"/>
+              </w:rPr>
+              <w:t xml:space="preserve"> </w:t>
             </w:r>
           </w:p>
         </w:tc>
@@ -2336,12 +2937,53 @@
                 <w:szCs w:val="22"/>
               </w:rPr>
             </w:pPr>
+            <w:proofErr w:type="spellStart"/>
             <w:r>
               <w:rPr>
                 <w:szCs w:val="22"/>
                 <w:lang w:val="en-US"/>
               </w:rPr>
-              <w:t xml:space="preserve">Compañeros de otros departamentos </w:t>
+              <w:t>Compañeros</w:t>
+            </w:r>
+            <w:proofErr w:type="spellEnd"/>
+            <w:r>
+              <w:rPr>
+                <w:szCs w:val="22"/>
+                <w:lang w:val="en-US"/>
+              </w:rPr>
+              <w:t xml:space="preserve"> de </w:t>
+            </w:r>
+            <w:proofErr w:type="spellStart"/>
+            <w:r>
+              <w:rPr>
+                <w:szCs w:val="22"/>
+                <w:lang w:val="en-US"/>
+              </w:rPr>
+              <w:t>otros</w:t>
+            </w:r>
+            <w:proofErr w:type="spellEnd"/>
+            <w:r>
+              <w:rPr>
+                <w:szCs w:val="22"/>
+                <w:lang w:val="en-US"/>
+              </w:rPr>
+              <w:t xml:space="preserve"> </w:t>
+            </w:r>
+            <w:proofErr w:type="spellStart"/>
+            <w:r>
+              <w:rPr>
+                <w:szCs w:val="22"/>
+                <w:lang w:val="en-US"/>
+              </w:rPr>
+              <w:t>departamentos</w:t>
+            </w:r>
+            <w:proofErr w:type="spellEnd"/>
+            <w:r>
+              <w:rPr>
+                <w:szCs w:val="22"/>
+                <w:lang w:val="en-US"/>
+              </w:rPr>
+              <w:t xml:space="preserve"> </w:t>
             </w:r>
           </w:p>
         </w:tc>
@@ -2392,7 +3034,14 @@
                 <w:szCs w:val="22"/>
                 <w:lang w:val="es-ES_tradnl"/>
               </w:rPr>
-              <w:t>Se instalan y configuran los programas autorizados por la institución en los equipos. También se realizan las configuraciones necesarias para que el personal pueda utilizar correctamente las herramientas informáticas en sus actividades laborales.</w:t>
+              <w:t xml:space="preserve">Se instalan y configuran los programas autorizados por la institución en los equipos. También se </w:t>
+            </w:r>
+            <w:r>
+              <w:rPr>
+                <w:szCs w:val="22"/>
+                <w:lang w:val="es-ES_tradnl"/>
+              </w:rPr>
+              <w:t>realizan las configuraciones necesarias para que el personal pueda utilizar correctamente las herramientas informáticas en sus actividades laborales.</w:t>
             </w:r>
           </w:p>
         </w:tc>
@@ -2476,8 +3125,16 @@
               <w:rPr>
                 <w:lang w:val="en-US"/>
               </w:rPr>
-              <w:t>1 torre</w:t>
-            </w:r>
+              <w:t xml:space="preserve">1 </w:t>
+            </w:r>
+            <w:proofErr w:type="spellStart"/>
+            <w:r>
+              <w:rPr>
+                <w:lang w:val="en-US"/>
+              </w:rPr>
+              <w:t>torre</w:t>
+            </w:r>
+            <w:proofErr w:type="spellEnd"/>
           </w:p>
         </w:tc>
       </w:tr>
@@ -2530,24 +3187,35 @@
               <w:rPr>
                 <w:lang w:val="es-ES_tradnl"/>
               </w:rPr>
-              <w:t xml:space="preserve">Destornilladores, alicates, pinzas y </w:t>
-            </w:r>
-            <w:commentRangeStart w:id="12"/>
-            <w:r>
-              <w:rPr>
-                <w:color w:val="EE0000"/>
-                <w:lang w:val="es-ES_tradnl"/>
-              </w:rPr>
-              <w:t>partillo</w:t>
-            </w:r>
-            <w:commentRangeEnd w:id="12"/>
+              <w:t xml:space="preserve">Destornilladores, alicates, pinzas </w:t>
+            </w:r>
+            <w:r>
+              <w:rPr>
+                <w:lang w:val="es-ES_tradnl"/>
+              </w:rPr>
+              <w:t xml:space="preserve">y </w:t>
+            </w:r>
+            <w:r>
+              <w:rPr>
+                <w:lang w:val="es-ES_tradnl"/>
+              </w:rPr>
+              <w:t>m</w:t>
+            </w:r>
+            <w:commentRangeStart w:id="7"/>
+            <w:r>
+              <w:rPr>
+                <w:lang w:val="es-ES_tradnl"/>
+              </w:rPr>
+              <w:t>artillo</w:t>
+            </w:r>
+            <w:commentRangeEnd w:id="7"/>
             <w:r>
               <w:rPr>
                 <w:rStyle w:val="Refdecomentario"/>
                 <w:sz w:val="21"/>
                 <w:szCs w:val="21"/>
               </w:rPr>
-              <w:commentReference w:id="12"/>
+              <w:commentReference w:id="7"/>
             </w:r>
           </w:p>
         </w:tc>
@@ -2566,6 +3234,7 @@
               <w:rPr>
                 <w:b/>
               </w:rPr>
+              <w:lastRenderedPageBreak/>
               <w:t>Equipo específico para la prestación de servicios y realización de tareas.</w:t>
             </w:r>
             <w:r>
@@ -2599,17 +3268,26 @@
         <w:spacing w:after="0"/>
         <w:jc w:val="both"/>
         <w:rPr>
+          <w:rStyle w:val="Ttulo1Car"/>
+        </w:rPr>
+      </w:pPr>
+    </w:p>
+    <w:p>
+      <w:pPr>
+        <w:spacing w:after="0"/>
+        <w:jc w:val="both"/>
+        <w:rPr>
           <w:color w:val="FF0000"/>
         </w:rPr>
       </w:pPr>
-      <w:commentRangeStart w:id="13"/>
+      <w:commentRangeStart w:id="8"/>
       <w:r>
         <w:rPr>
           <w:rStyle w:val="Ttulo1Car"/>
         </w:rPr>
         <w:t>Informe</w:t>
       </w:r>
-      <w:commentRangeEnd w:id="13"/>
+      <w:commentRangeEnd w:id="8"/>
       <w:r>
         <w:rPr>
           <w:rStyle w:val="Refdecomentario"/>
@@ -2617,13 +3295,27 @@
           <w:sz w:val="40"/>
           <w:szCs w:val="40"/>
         </w:rPr>
-        <w:commentReference w:id="13"/>
+        <w:commentReference w:id="8"/>
       </w:r>
       <w:r>
         <w:rPr>
           <w:rStyle w:val="Ttulo1Car"/>
         </w:rPr>
-        <w:t xml:space="preserve"> de Auxiliatura.</w:t>
+        <w:t xml:space="preserve"> de </w:t>
+      </w:r>
+      <w:proofErr w:type="spellStart"/>
+      <w:r>
+        <w:rPr>
+          <w:rStyle w:val="Ttulo1Car"/>
+        </w:rPr>
+        <w:t>Auxiliatura</w:t>
+      </w:r>
+      <w:proofErr w:type="spellEnd"/>
+      <w:r>
+        <w:rPr>
+          <w:rStyle w:val="Ttulo1Car"/>
+        </w:rPr>
+        <w:t>.</w:t>
       </w:r>
     </w:p>
     <w:tbl>
@@ -2673,9 +3365,26 @@
                 <w:b/>
                 <w:sz w:val="24"/>
               </w:rPr>
-              <w:lastRenderedPageBreak/>
-              <w:t>Dificultades en las actividades desarrolladas en Auxiliatura</w:t>
-            </w:r>
+              <w:t xml:space="preserve">Dificultades en las </w:t>
+            </w:r>
+            <w:r>
+              <w:rPr>
+                <w:rFonts w:ascii="Arial Rounded MT Bold" w:hAnsi="Arial Rounded MT Bold"/>
+                <w:b/>
+                <w:sz w:val="24"/>
+              </w:rPr>
+              <w:t xml:space="preserve">actividades desarrolladas en </w:t>
+            </w:r>
+            <w:proofErr w:type="spellStart"/>
+            <w:r>
+              <w:rPr>
+                <w:rFonts w:ascii="Arial Rounded MT Bold" w:hAnsi="Arial Rounded MT Bold"/>
+                <w:b/>
+                <w:sz w:val="24"/>
+              </w:rPr>
+              <w:t>Auxiliatura</w:t>
+            </w:r>
+            <w:proofErr w:type="spellEnd"/>
           </w:p>
         </w:tc>
         <w:tc>
@@ -2762,24 +3471,34 @@
               </w:rPr>
               <w:t xml:space="preserve">Se nos </w:t>
             </w:r>
-            <w:commentRangeStart w:id="14"/>
-            <w:r>
-              <w:rPr>
-                <w:color w:val="EE0000"/>
-                <w:lang w:val="es-ES_tradnl"/>
-              </w:rPr>
-              <w:t xml:space="preserve">presento </w:t>
-            </w:r>
-            <w:commentRangeEnd w:id="14"/>
+            <w:commentRangeStart w:id="9"/>
+            <w:r>
+              <w:rPr>
+                <w:lang w:val="es-ES_tradnl"/>
+              </w:rPr>
+              <w:t>present</w:t>
+            </w:r>
+            <w:r>
+              <w:rPr>
+                <w:lang w:val="es-ES_tradnl"/>
+              </w:rPr>
+              <w:t>ó</w:t>
+            </w:r>
+            <w:r>
+              <w:rPr>
+                <w:lang w:val="es-ES_tradnl"/>
+              </w:rPr>
+              <w:t xml:space="preserve"> </w:t>
+            </w:r>
+            <w:commentRangeEnd w:id="9"/>
             <w:r>
               <w:rPr>
                 <w:rStyle w:val="Refdecomentario"/>
-                <w:color w:val="000000"/>
                 <w:sz w:val="21"/>
                 <w:szCs w:val="21"/>
                 <w:lang w:val="es-ES_tradnl"/>
               </w:rPr>
-              <w:commentReference w:id="14"/>
+              <w:commentReference w:id="9"/>
             </w:r>
             <w:r>
               <w:rPr>
@@ -2813,15 +3532,22 @@
               </w:rPr>
               <w:t xml:space="preserve">Empezamos a ver todo lo superficial, pero no era nada de eso hasta que nos metimos a revisar la dirección IP de la impresora y computadora, las configuramos </w:t>
             </w:r>
-            <w:commentRangeStart w:id="15"/>
+            <w:r>
+              <w:rPr>
+                <w:color w:val="36363D"/>
+                <w:lang w:val="es-ES_tradnl"/>
+              </w:rPr>
+              <w:t>relacionadas</w:t>
+            </w:r>
+            <w:commentRangeStart w:id="10"/>
             <w:r>
               <w:rPr>
                 <w:color w:val="EE0000"/>
                 <w:lang w:val="es-ES_tradnl"/>
               </w:rPr>
-              <w:t xml:space="preserve">iguales </w:t>
-            </w:r>
-            <w:commentRangeEnd w:id="15"/>
+              <w:t xml:space="preserve"> </w:t>
+            </w:r>
+            <w:commentRangeEnd w:id="10"/>
             <w:r>
               <w:rPr>
                 <w:rStyle w:val="Refdecomentario"/>
@@ -2830,14 +3556,30 @@
                 <w:szCs w:val="21"/>
                 <w:lang w:val="es-ES_tradnl"/>
               </w:rPr>
-              <w:commentReference w:id="15"/>
+              <w:commentReference w:id="10"/>
             </w:r>
             <w:r>
               <w:rPr>
                 <w:color w:val="36363D"/>
                 <w:lang w:val="es-ES_tradnl"/>
               </w:rPr>
-              <w:t>las dos  y nuevamente empezó a funcionar con normalidad.</w:t>
+              <w:t xml:space="preserve">las </w:t>
+            </w:r>
+            <w:proofErr w:type="gramStart"/>
+            <w:r>
+              <w:rPr>
+                <w:color w:val="36363D"/>
+                <w:lang w:val="es-ES_tradnl"/>
+              </w:rPr>
+              <w:t>dos  y</w:t>
+            </w:r>
+            <w:proofErr w:type="gramEnd"/>
+            <w:r>
+              <w:rPr>
+                <w:color w:val="36363D"/>
+                <w:lang w:val="es-ES_tradnl"/>
+              </w:rPr>
+              <w:t xml:space="preserve"> nuevamente empezó a funcionar con normalidad.</w:t>
             </w:r>
           </w:p>
         </w:tc>
@@ -2861,7 +3603,14 @@
                 <w:color w:val="36363D"/>
                 <w:lang w:val="es-ES_tradnl"/>
               </w:rPr>
-              <w:t>Aprendí a identificar problemas de conectividad revisando las direcciones IP de la computadora y la impresora para restablecer su correcto funcionamiento.</w:t>
+              <w:t>Aprendí a identificar problemas</w:t>
+            </w:r>
+            <w:r>
+              <w:rPr>
+                <w:color w:val="36363D"/>
+                <w:lang w:val="es-ES_tradnl"/>
+              </w:rPr>
+              <w:t xml:space="preserve"> de conectividad revisando las direcciones IP de la computadora y la impresora para restablecer su correcto funcionamiento.</w:t>
             </w:r>
           </w:p>
         </w:tc>
@@ -2899,42 +3648,20 @@
             <w:vAlign w:val="center"/>
           </w:tcPr>
           <w:p>
-            <w:pPr>
-              <w:rPr>
-                <w:color w:val="EE0000"/>
-                <w:lang w:val="es-ES_tradnl"/>
-              </w:rPr>
-            </w:pPr>
-            <w:commentRangeStart w:id="16"/>
-            <w:r>
-              <w:rPr>
-                <w:color w:val="EE0000"/>
-                <w:lang w:val="es-ES_tradnl"/>
-              </w:rPr>
-              <w:t>.</w:t>
-            </w:r>
-            <w:commentRangeEnd w:id="16"/>
-            <w:r>
-              <w:rPr>
-                <w:rStyle w:val="Refdecomentario"/>
-                <w:color w:val="EE0000"/>
-                <w:sz w:val="21"/>
-                <w:szCs w:val="21"/>
-                <w:lang w:val="es-ES_tradnl"/>
-              </w:rPr>
-              <w:commentReference w:id="16"/>
-            </w:r>
-          </w:p>
-          <w:p>
-            <w:commentRangeStart w:id="17"/>
-            <w:r>
-              <w:rPr>
-                <w:color w:val="EE0000"/>
-                <w:lang w:val="es-ES_tradnl"/>
-              </w:rPr>
-              <w:t xml:space="preserve">Reviso </w:t>
-            </w:r>
-            <w:commentRangeEnd w:id="17"/>
+            <w:r>
+              <w:rPr>
+                <w:lang w:val="es-ES_tradnl"/>
+              </w:rPr>
+              <w:t>El jefe r</w:t>
+            </w:r>
+            <w:commentRangeStart w:id="11"/>
+            <w:r>
+              <w:rPr>
+                <w:lang w:val="es-ES_tradnl"/>
+              </w:rPr>
+              <w:t xml:space="preserve">eviso </w:t>
+            </w:r>
+            <w:commentRangeEnd w:id="11"/>
             <w:r>
               <w:rPr>
                 <w:rStyle w:val="Refdecomentario"/>
@@ -2942,7 +3669,7 @@
                 <w:szCs w:val="21"/>
                 <w:lang w:val="es-ES_tradnl"/>
               </w:rPr>
-              <w:commentReference w:id="17"/>
+              <w:commentReference w:id="11"/>
             </w:r>
             <w:r>
               <w:rPr>
@@ -2950,15 +3677,26 @@
               </w:rPr>
               <w:t xml:space="preserve">la memoria USB de la instalación, </w:t>
             </w:r>
-            <w:commentRangeStart w:id="18"/>
-            <w:r>
-              <w:rPr>
-                <w:color w:val="EE0000"/>
-                <w:lang w:val="es-ES_tradnl"/>
-              </w:rPr>
-              <w:t xml:space="preserve">configuro </w:t>
-            </w:r>
-            <w:commentRangeEnd w:id="18"/>
+            <w:commentRangeStart w:id="12"/>
+            <w:r>
+              <w:rPr>
+                <w:lang w:val="es-ES_tradnl"/>
+              </w:rPr>
+              <w:t>configur</w:t>
+            </w:r>
+            <w:r>
+              <w:rPr>
+                <w:lang w:val="es-ES_tradnl"/>
+              </w:rPr>
+              <w:t>ó</w:t>
+            </w:r>
+            <w:r>
+              <w:rPr>
+                <w:lang w:val="es-ES_tradnl"/>
+              </w:rPr>
+              <w:t xml:space="preserve"> </w:t>
+            </w:r>
+            <w:commentRangeEnd w:id="12"/>
             <w:r>
               <w:rPr>
                 <w:rStyle w:val="Refdecomentario"/>
@@ -2966,7 +3704,7 @@
                 <w:szCs w:val="21"/>
                 <w:lang w:val="es-ES_tradnl"/>
               </w:rPr>
-              <w:commentReference w:id="18"/>
+              <w:commentReference w:id="12"/>
             </w:r>
             <w:r>
               <w:rPr>
@@ -2974,15 +3712,20 @@
               </w:rPr>
               <w:t xml:space="preserve">correctamente el orden de arranque en </w:t>
             </w:r>
-            <w:commentRangeStart w:id="19"/>
-            <w:r>
-              <w:rPr>
-                <w:color w:val="EE0000"/>
-                <w:lang w:val="es-ES_tradnl"/>
-              </w:rPr>
-              <w:t>la BIOS</w:t>
-            </w:r>
-            <w:commentRangeEnd w:id="19"/>
+            <w:r>
+              <w:rPr>
+                <w:lang w:val="es-ES_tradnl"/>
+              </w:rPr>
+              <w:t xml:space="preserve">el </w:t>
+            </w:r>
+            <w:commentRangeStart w:id="13"/>
+            <w:r>
+              <w:rPr>
+                <w:lang w:val="es-ES_tradnl"/>
+              </w:rPr>
+              <w:t>BIOS</w:t>
+            </w:r>
+            <w:commentRangeEnd w:id="13"/>
             <w:r>
               <w:rPr>
                 <w:rStyle w:val="Refdecomentario"/>
@@ -2990,7 +3733,7 @@
                 <w:szCs w:val="21"/>
                 <w:lang w:val="es-ES_tradnl"/>
               </w:rPr>
-              <w:commentReference w:id="19"/>
+              <w:commentReference w:id="13"/>
             </w:r>
             <w:r>
               <w:rPr>
@@ -2998,15 +3741,26 @@
               </w:rPr>
               <w:t xml:space="preserve"> y </w:t>
             </w:r>
-            <w:commentRangeStart w:id="20"/>
-            <w:r>
-              <w:rPr>
-                <w:color w:val="EE0000"/>
-                <w:lang w:val="es-ES_tradnl"/>
-              </w:rPr>
-              <w:t xml:space="preserve">verifico </w:t>
-            </w:r>
-            <w:commentRangeEnd w:id="20"/>
+            <w:commentRangeStart w:id="14"/>
+            <w:r>
+              <w:rPr>
+                <w:lang w:val="es-ES_tradnl"/>
+              </w:rPr>
+              <w:t>verific</w:t>
+            </w:r>
+            <w:r>
+              <w:rPr>
+                <w:lang w:val="es-ES_tradnl"/>
+              </w:rPr>
+              <w:t>ó</w:t>
+            </w:r>
+            <w:r>
+              <w:rPr>
+                <w:lang w:val="es-ES_tradnl"/>
+              </w:rPr>
+              <w:t xml:space="preserve"> </w:t>
+            </w:r>
+            <w:commentRangeEnd w:id="14"/>
             <w:r>
               <w:rPr>
                 <w:rStyle w:val="Refdecomentario"/>
@@ -3014,13 +3768,33 @@
                 <w:szCs w:val="21"/>
                 <w:lang w:val="es-ES_tradnl"/>
               </w:rPr>
-              <w:commentReference w:id="20"/>
-            </w:r>
-            <w:r>
-              <w:rPr>
-                <w:lang w:val="es-ES_tradnl"/>
-              </w:rPr>
-              <w:t>que el sistema operativo fuera  compatible con la computadora para completar la instalación correctamente.</w:t>
+              <w:commentReference w:id="14"/>
+            </w:r>
+            <w:r>
+              <w:rPr>
+                <w:lang w:val="es-ES_tradnl"/>
+              </w:rPr>
+              <w:t xml:space="preserve">que el sistema operativo </w:t>
+            </w:r>
+            <w:proofErr w:type="gramStart"/>
+            <w:r>
+              <w:rPr>
+                <w:lang w:val="es-ES_tradnl"/>
+              </w:rPr>
+              <w:t>fuera  compatible</w:t>
+            </w:r>
+            <w:proofErr w:type="gramEnd"/>
+            <w:r>
+              <w:rPr>
+                <w:lang w:val="es-ES_tradnl"/>
+              </w:rPr>
+              <w:t xml:space="preserve"> con la </w:t>
+            </w:r>
+            <w:r>
+              <w:rPr>
+                <w:lang w:val="es-ES_tradnl"/>
+              </w:rPr>
+              <w:t>computadora para completar la instalación correctamente.</w:t>
             </w:r>
           </w:p>
         </w:tc>
@@ -3058,7 +3832,10 @@
           </w:tcPr>
           <w:p>
             <w:r>
-              <w:t>Una computadora presentó lentitud al iniciar y ejecutar los programas de trabajo.</w:t>
+              <w:t xml:space="preserve">Una computadora presentó </w:t>
+            </w:r>
+            <w:r>
+              <w:t>lentitud al iniciar y ejecutar los programas de trabajo.</w:t>
             </w:r>
           </w:p>
         </w:tc>
@@ -3089,30 +3866,29 @@
           </w:tcPr>
           <w:p>
             <w:r>
-              <w:t xml:space="preserve">Aprendí a reconocer posibles causas de bajo rendimiento y a realizar revisiones preventivas para mejorar el funcionamiento de los </w:t>
-            </w:r>
-            <w:commentRangeStart w:id="21"/>
-            <w:r>
-              <w:rPr>
-                <w:color w:val="EE0000"/>
-              </w:rPr>
+              <w:t>A</w:t>
+            </w:r>
+            <w:r>
+              <w:t xml:space="preserve">prendí a reconocer posibles causas de bajo rendimiento y a realizar revisiones preventivas para mejorar el funcionamiento de los </w:t>
+            </w:r>
+            <w:commentRangeStart w:id="15"/>
+            <w:r>
               <w:t>equipos</w:t>
             </w:r>
             <w:r>
               <w:rPr>
-                <w:color w:val="EE0000"/>
-                <w:lang w:val="es-ES_tradnl"/>
-              </w:rPr>
-              <w:t>..</w:t>
-            </w:r>
-            <w:commentRangeEnd w:id="21"/>
+                <w:lang w:val="es-ES_tradnl"/>
+              </w:rPr>
+              <w:t>.</w:t>
+            </w:r>
+            <w:commentRangeEnd w:id="15"/>
             <w:r>
               <w:rPr>
                 <w:rStyle w:val="Refdecomentario"/>
                 <w:sz w:val="21"/>
                 <w:szCs w:val="21"/>
               </w:rPr>
-              <w:commentReference w:id="21"/>
+              <w:commentReference w:id="15"/>
             </w:r>
           </w:p>
         </w:tc>
@@ -3154,7 +3930,13 @@
               <w:rPr>
                 <w:lang w:val="es-ES_tradnl"/>
               </w:rPr>
-              <w:t>Se revisaron los cables, los puertos de conexión y los controladores correspondientes. Después de las comprobaciones, se realizaron pruebas para verificar el funcionamiento de los dispositivos.</w:t>
+              <w:t xml:space="preserve">Se revisaron los cables, los </w:t>
+            </w:r>
+            <w:r>
+              <w:rPr>
+                <w:lang w:val="es-ES_tradnl"/>
+              </w:rPr>
+              <w:t>puertos de conexión y los controladores correspondientes. Después de las comprobaciones, se realizaron pruebas para verificar el funcionamiento de los dispositivos.</w:t>
             </w:r>
           </w:p>
         </w:tc>
@@ -3172,7 +3954,13 @@
               <w:rPr>
                 <w:lang w:val="es-ES_tradnl"/>
               </w:rPr>
-              <w:t>Aprendí a diagnosticar fallas básicas de hardware y a comprobar el funcionamiento de los periféricos antes de determinar si necesitan reparación o reemplazo.</w:t>
+              <w:t>Aprendí a diagnosticar fallas básicas de hardware y a comprobar el funcionamiento de los pe</w:t>
+            </w:r>
+            <w:r>
+              <w:rPr>
+                <w:lang w:val="es-ES_tradnl"/>
+              </w:rPr>
+              <w:t>riféricos antes de determinar si necesitan reparación o reemplazo.</w:t>
             </w:r>
           </w:p>
         </w:tc>
@@ -3191,12 +3979,43 @@
             <w:vAlign w:val="center"/>
           </w:tcPr>
           <w:p>
+            <w:proofErr w:type="spellStart"/>
             <w:r>
               <w:rPr>
                 <w:lang w:val="en-US"/>
               </w:rPr>
-              <w:t>Fallas al imprimir documentos</w:t>
-            </w:r>
+              <w:lastRenderedPageBreak/>
+              <w:t>Fallas</w:t>
+            </w:r>
+            <w:proofErr w:type="spellEnd"/>
+            <w:r>
+              <w:rPr>
+                <w:lang w:val="en-US"/>
+              </w:rPr>
+              <w:t xml:space="preserve"> al </w:t>
+            </w:r>
+            <w:proofErr w:type="spellStart"/>
+            <w:r>
+              <w:rPr>
+                <w:lang w:val="en-US"/>
+              </w:rPr>
+              <w:t>imprimir</w:t>
+            </w:r>
+            <w:proofErr w:type="spellEnd"/>
+            <w:r>
+              <w:rPr>
+                <w:lang w:val="en-US"/>
+              </w:rPr>
+              <w:t xml:space="preserve"> </w:t>
+            </w:r>
+            <w:proofErr w:type="spellStart"/>
+            <w:r>
+              <w:rPr>
+                <w:lang w:val="en-US"/>
+              </w:rPr>
+              <w:t>documentos</w:t>
+            </w:r>
+            <w:proofErr w:type="spellEnd"/>
           </w:p>
         </w:tc>
         <w:tc>
@@ -3216,15 +4035,26 @@
               </w:rPr>
               <w:t xml:space="preserve">Lo primero </w:t>
             </w:r>
-            <w:commentRangeStart w:id="22"/>
-            <w:r>
-              <w:rPr>
-                <w:color w:val="EE0000"/>
-                <w:lang w:val="es-ES_tradnl"/>
-              </w:rPr>
-              <w:t xml:space="preserve">que hizo </w:t>
-            </w:r>
-            <w:commentRangeEnd w:id="22"/>
+            <w:commentRangeStart w:id="16"/>
+            <w:r>
+              <w:rPr>
+                <w:lang w:val="es-ES_tradnl"/>
+              </w:rPr>
+              <w:t>que</w:t>
+            </w:r>
+            <w:r>
+              <w:rPr>
+                <w:lang w:val="es-ES_tradnl"/>
+              </w:rPr>
+              <w:t xml:space="preserve"> mi jefe inmediato</w:t>
+            </w:r>
+            <w:r>
+              <w:rPr>
+                <w:lang w:val="es-ES_tradnl"/>
+              </w:rPr>
+              <w:t xml:space="preserve"> hizo </w:t>
+            </w:r>
+            <w:commentRangeEnd w:id="16"/>
             <w:r>
               <w:rPr>
                 <w:rStyle w:val="Refdecomentario"/>
@@ -3232,7 +4062,7 @@
                 <w:szCs w:val="21"/>
                 <w:lang w:val="es-ES_tradnl"/>
               </w:rPr>
-              <w:commentReference w:id="22"/>
+              <w:commentReference w:id="16"/>
             </w:r>
             <w:r>
               <w:rPr>
@@ -3240,15 +4070,26 @@
               </w:rPr>
               <w:t xml:space="preserve">fue revisar las </w:t>
             </w:r>
-            <w:commentRangeStart w:id="23"/>
-            <w:r>
-              <w:rPr>
-                <w:color w:val="EE0000"/>
-                <w:lang w:val="es-ES_tradnl"/>
-              </w:rPr>
-              <w:t xml:space="preserve">conexiones,luego </w:t>
-            </w:r>
-            <w:commentRangeEnd w:id="23"/>
+            <w:commentRangeStart w:id="17"/>
+            <w:r>
+              <w:rPr>
+                <w:lang w:val="es-ES_tradnl"/>
+              </w:rPr>
+              <w:t>conexiones,</w:t>
+            </w:r>
+            <w:r>
+              <w:rPr>
+                <w:lang w:val="es-ES_tradnl"/>
+              </w:rPr>
+              <w:t xml:space="preserve"> </w:t>
+            </w:r>
+            <w:r>
+              <w:rPr>
+                <w:lang w:val="es-ES_tradnl"/>
+              </w:rPr>
+              <w:t xml:space="preserve">luego </w:t>
+            </w:r>
+            <w:commentRangeEnd w:id="17"/>
             <w:r>
               <w:rPr>
                 <w:rStyle w:val="Refdecomentario"/>
@@ -3256,7 +4097,7 @@
                 <w:szCs w:val="21"/>
                 <w:lang w:val="es-ES_tradnl"/>
               </w:rPr>
-              <w:commentReference w:id="23"/>
+              <w:commentReference w:id="17"/>
             </w:r>
             <w:r>
               <w:rPr>
@@ -3264,15 +4105,26 @@
               </w:rPr>
               <w:t xml:space="preserve">la cola de impresión y para terminar </w:t>
             </w:r>
-            <w:commentRangeStart w:id="24"/>
-            <w:r>
-              <w:rPr>
-                <w:color w:val="EE0000"/>
-                <w:lang w:val="es-ES_tradnl"/>
-              </w:rPr>
-              <w:t xml:space="preserve">reviso </w:t>
-            </w:r>
-            <w:commentRangeEnd w:id="24"/>
+            <w:commentRangeStart w:id="18"/>
+            <w:r>
+              <w:rPr>
+                <w:lang w:val="es-ES_tradnl"/>
+              </w:rPr>
+              <w:t>revis</w:t>
+            </w:r>
+            <w:r>
+              <w:rPr>
+                <w:lang w:val="es-ES_tradnl"/>
+              </w:rPr>
+              <w:t>ó</w:t>
+            </w:r>
+            <w:r>
+              <w:rPr>
+                <w:lang w:val="es-ES_tradnl"/>
+              </w:rPr>
+              <w:t xml:space="preserve"> </w:t>
+            </w:r>
+            <w:commentRangeEnd w:id="18"/>
             <w:r>
               <w:rPr>
                 <w:rStyle w:val="Refdecomentario"/>
@@ -3280,7 +4132,7 @@
                 <w:szCs w:val="21"/>
                 <w:lang w:val="es-ES_tradnl"/>
               </w:rPr>
-              <w:commentReference w:id="24"/>
+              <w:commentReference w:id="18"/>
             </w:r>
             <w:r>
               <w:rPr>
@@ -3304,7 +4156,13 @@
               <w:rPr>
                 <w:lang w:val="es-ES_tradnl"/>
               </w:rPr>
-              <w:t>Aprendí a identificar y solucionar problemas comunes de impresión.</w:t>
+              <w:t xml:space="preserve">Aprendí a </w:t>
+            </w:r>
+            <w:r>
+              <w:rPr>
+                <w:lang w:val="es-ES_tradnl"/>
+              </w:rPr>
+              <w:t>identificar y solucionar problemas comunes de impresión.</w:t>
             </w:r>
           </w:p>
         </w:tc>
@@ -3319,15 +4177,21 @@
       <w:pPr>
         <w:spacing w:after="0"/>
         <w:jc w:val="both"/>
-      </w:pPr>
-      <w:commentRangeStart w:id="25"/>
+        <w:rPr>
+          <w:rStyle w:val="Ttulo1Car"/>
+          <w:color w:val="auto"/>
+          <w:sz w:val="21"/>
+          <w:szCs w:val="21"/>
+        </w:rPr>
+      </w:pPr>
+      <w:commentRangeStart w:id="19"/>
       <w:r>
         <w:rPr>
           <w:rStyle w:val="Ttulo1Car"/>
         </w:rPr>
         <w:t>Informe</w:t>
       </w:r>
-      <w:commentRangeEnd w:id="25"/>
+      <w:commentRangeEnd w:id="19"/>
       <w:r>
         <w:rPr>
           <w:rStyle w:val="Refdecomentario"/>
@@ -3335,7 +4199,7 @@
           <w:sz w:val="40"/>
           <w:szCs w:val="40"/>
         </w:rPr>
-        <w:commentReference w:id="25"/>
+        <w:commentReference w:id="19"/>
       </w:r>
       <w:r>
         <w:rPr>
@@ -3352,20 +4216,10 @@
           <w:rStyle w:val="Ttulo1Car"/>
         </w:rPr>
       </w:pPr>
-    </w:p>
-    <w:p>
-      <w:pPr>
-        <w:spacing w:after="0"/>
-        <w:jc w:val="center"/>
-        <w:rPr>
-          <w:rStyle w:val="Ttulo1Car"/>
-        </w:rPr>
-      </w:pPr>
       <w:r>
         <w:rPr>
           <w:rStyle w:val="Ttulo1Car"/>
         </w:rPr>
-        <w:lastRenderedPageBreak/>
         <w:t>Actividades Realizadas por Iniciativa Propia</w:t>
       </w:r>
     </w:p>
@@ -3384,9 +4238,9 @@
         <w:tblLook w:val="04A0" w:firstRow="1" w:lastRow="0" w:firstColumn="1" w:lastColumn="0" w:noHBand="0" w:noVBand="1"/>
       </w:tblPr>
       <w:tblGrid>
-        <w:gridCol w:w="3371"/>
-        <w:gridCol w:w="3351"/>
-        <w:gridCol w:w="3343"/>
+        <w:gridCol w:w="3352"/>
+        <w:gridCol w:w="3360"/>
+        <w:gridCol w:w="3353"/>
       </w:tblGrid>
       <w:tr>
         <w:trPr>
@@ -3410,26 +4264,45 @@
                 <w:sz w:val="24"/>
               </w:rPr>
             </w:pPr>
-            <w:commentRangeStart w:id="26"/>
-            <w:r>
-              <w:rPr>
-                <w:rFonts w:ascii="Arial Rounded MT Bold" w:hAnsi="Arial Rounded MT Bold"/>
-                <w:b/>
-                <w:color w:val="EE0000"/>
-                <w:sz w:val="24"/>
-              </w:rPr>
-              <w:t>Necesidad o Problema encontrado Encontrada</w:t>
-            </w:r>
-            <w:commentRangeEnd w:id="26"/>
-            <w:r>
-              <w:rPr>
-                <w:rStyle w:val="Refdecomentario"/>
+            <w:r>
+              <w:rPr>
                 <w:rFonts w:ascii="Arial Rounded MT Bold" w:hAnsi="Arial Rounded MT Bold"/>
                 <w:b/>
                 <w:sz w:val="24"/>
-                <w:szCs w:val="21"/>
-              </w:rPr>
-              <w:commentReference w:id="26"/>
+              </w:rPr>
+              <w:t xml:space="preserve">Necesidad </w:t>
+            </w:r>
+            <w:r>
+              <w:rPr>
+                <w:rFonts w:ascii="Arial Rounded MT Bold" w:hAnsi="Arial Rounded MT Bold"/>
+                <w:b/>
+                <w:sz w:val="24"/>
+              </w:rPr>
+              <w:t xml:space="preserve">Identificada </w:t>
+            </w:r>
+            <w:r>
+              <w:rPr>
+                <w:rFonts w:ascii="Arial Rounded MT Bold" w:hAnsi="Arial Rounded MT Bold"/>
+                <w:b/>
+                <w:sz w:val="24"/>
+              </w:rPr>
+              <w:t xml:space="preserve">o Problema </w:t>
+            </w:r>
+            <w:r>
+              <w:rPr>
+                <w:rFonts w:ascii="Arial Rounded MT Bold" w:hAnsi="Arial Rounded MT Bold"/>
+                <w:b/>
+                <w:sz w:val="24"/>
+              </w:rPr>
+              <w:t>E</w:t>
+            </w:r>
+            <w:r>
+              <w:rPr>
+                <w:rFonts w:ascii="Arial Rounded MT Bold" w:hAnsi="Arial Rounded MT Bold"/>
+                <w:b/>
+                <w:sz w:val="24"/>
+              </w:rPr>
+              <w:t xml:space="preserve">ncontrado </w:t>
             </w:r>
           </w:p>
         </w:tc>
@@ -3458,7 +4331,15 @@
                 <w:b/>
                 <w:sz w:val="24"/>
               </w:rPr>
-              <w:t>Procedimiento empleado para resolver la necesidad o problema identificado</w:t>
+              <w:t xml:space="preserve">Procedimiento empleado para resolver la necesidad o problema </w:t>
+            </w:r>
+            <w:r>
+              <w:rPr>
+                <w:rFonts w:ascii="Arial Rounded MT Bold" w:hAnsi="Arial Rounded MT Bold"/>
+                <w:b/>
+                <w:sz w:val="24"/>
+              </w:rPr>
+              <w:t>identificado</w:t>
             </w:r>
           </w:p>
         </w:tc>
@@ -3517,24 +4398,11 @@
               </w:rPr>
               <w:t xml:space="preserve">Algunos equipos </w:t>
             </w:r>
-            <w:commentRangeStart w:id="27"/>
-            <w:r>
-              <w:rPr>
-                <w:color w:val="EE0000"/>
-                <w:lang w:val="es-ES_tradnl"/>
-              </w:rPr>
-              <w:t xml:space="preserve">presentaban </w:t>
-            </w:r>
-            <w:commentRangeEnd w:id="27"/>
-            <w:r>
-              <w:rPr>
-                <w:rStyle w:val="Refdecomentario"/>
-                <w:color w:val="000000"/>
-                <w:sz w:val="21"/>
-                <w:szCs w:val="21"/>
-                <w:lang w:val="es-ES_tradnl"/>
-              </w:rPr>
-              <w:commentReference w:id="27"/>
+            <w:r>
+              <w:rPr>
+                <w:lang w:val="es-ES_tradnl"/>
+              </w:rPr>
+              <w:t xml:space="preserve">guardaban </w:t>
             </w:r>
             <w:r>
               <w:rPr>
@@ -3566,7 +4434,14 @@
                 <w:color w:val="000000"/>
                 <w:lang w:val="es-ES_tradnl"/>
               </w:rPr>
-              <w:t>Revisé el espacio disponible y, siguiendo las indicaciones del encargado, utilicé las herramientas de limpieza del sistema para eliminar archivos temporales que podían borrarse de forma segura.</w:t>
+              <w:t xml:space="preserve">Revisé el espacio disponible y, siguiendo las indicaciones del encargado, utilicé las herramientas de limpieza del sistema </w:t>
+            </w:r>
+            <w:r>
+              <w:rPr>
+                <w:color w:val="000000"/>
+                <w:lang w:val="es-ES_tradnl"/>
+              </w:rPr>
+              <w:t>para eliminar archivos temporales que podían borrarse de forma segura.</w:t>
             </w:r>
           </w:p>
         </w:tc>
@@ -3613,7 +4488,13 @@
               <w:rPr>
                 <w:lang w:val="es-ES_tradnl"/>
               </w:rPr>
-              <w:t>Era necesario facilitar el reconocimiento de las computadoras y sus accesorios.</w:t>
+              <w:t xml:space="preserve">Era necesario facilitar el reconocimiento de las computadoras y sus </w:t>
+            </w:r>
+            <w:r>
+              <w:rPr>
+                <w:lang w:val="es-ES_tradnl"/>
+              </w:rPr>
+              <w:t>accesorios.</w:t>
             </w:r>
           </w:p>
         </w:tc>
@@ -3650,7 +4531,13 @@
               <w:rPr>
                 <w:lang w:val="es-ES_tradnl"/>
               </w:rPr>
-              <w:t>Se facilitó la identificación de los equipos y se mejoró el orden para realizar futuras revisiones y mantenimientos</w:t>
+              <w:t>Se facilitó la identificación de los equipos y se mejoró el orden para realizar futuras revisio</w:t>
+            </w:r>
+            <w:r>
+              <w:rPr>
+                <w:lang w:val="es-ES_tradnl"/>
+              </w:rPr>
+              <w:t>nes y mantenimientos</w:t>
             </w:r>
           </w:p>
         </w:tc>
@@ -3692,7 +4579,13 @@
               <w:rPr>
                 <w:lang w:val="es-ES_tradnl"/>
               </w:rPr>
-              <w:t>Organicé los archivos y carpetas autorizados por el encargado, utilizando nombres descriptivos y una estructura ordenada, sin modificar documentos confidenciales ni eliminar información institucional.</w:t>
+              <w:t xml:space="preserve">Organicé los archivos y carpetas autorizados por el encargado, utilizando nombres descriptivos y una estructura ordenada, sin modificar documentos </w:t>
+            </w:r>
+            <w:r>
+              <w:rPr>
+                <w:lang w:val="es-ES_tradnl"/>
+              </w:rPr>
+              <w:t>confidenciales ni eliminar información institucional.</w:t>
             </w:r>
           </w:p>
         </w:tc>
@@ -3752,7 +4645,13 @@
               <w:rPr>
                 <w:lang w:val="es-ES_tradnl"/>
               </w:rPr>
-              <w:t>Realicé limpieza externa con materiales adecuados, siguiendo las indicaciones de seguridad.</w:t>
+              <w:t xml:space="preserve">Realicé limpieza externa con materiales </w:t>
+            </w:r>
+            <w:r>
+              <w:rPr>
+                <w:lang w:val="es-ES_tradnl"/>
+              </w:rPr>
+              <w:t>adecuados, siguiendo las indicaciones de seguridad.</w:t>
             </w:r>
           </w:p>
         </w:tc>
@@ -3793,6 +4692,7 @@
               <w:rPr>
                 <w:lang w:val="es-ES_tradnl"/>
               </w:rPr>
+              <w:lastRenderedPageBreak/>
               <w:t>Algunos accesorios y materiales necesitaban estar mejor organizados.</w:t>
             </w:r>
           </w:p>
@@ -3812,7 +4712,13 @@
               <w:rPr>
                 <w:lang w:val="es-ES_tradnl"/>
               </w:rPr>
-              <w:t>Colaboré en ordenar los materiales y colocar cada accesorio en el lugar correspondiente.</w:t>
+              <w:t xml:space="preserve">Colaboré en ordenar los materiales y colocar cada </w:t>
+            </w:r>
+            <w:r>
+              <w:rPr>
+                <w:lang w:val="es-ES_tradnl"/>
+              </w:rPr>
+              <w:t>accesorio en el lugar correspondiente.</w:t>
             </w:r>
           </w:p>
         </w:tc>
@@ -3941,7 +4847,21 @@
                 <w:szCs w:val="22"/>
                 <w:lang w:val="es-ES_tradnl"/>
               </w:rPr>
-              <w:t>Durante la Práctica Supervisada en el área de informática del Instituto Guatemalteco de Seguridad Social (IGSS), se fortalecieron los conocimientos relacionados con el soporte técnico mediante la revisión y el mantenimiento de computadoras e impresoras, la instalación de aplicaciones y la solución de problemas técnicos. Estas actividades contribuyeron a comprender la importancia de mantener los equipos en buen estado para garantizar el funcionamiento adecuado de las labores institucionales.</w:t>
+              <w:t>Durante la Práctica Supervisada en el área de informática del Instituto Guatemalteco de Seguridad Social (IGSS), se fortalecieron los</w:t>
+            </w:r>
+            <w:r>
+              <w:rPr>
+                <w:szCs w:val="22"/>
+                <w:lang w:val="es-ES_tradnl"/>
+              </w:rPr>
+              <w:t xml:space="preserve"> conocimientos relacionados con el soporte técnico mediante la revisión y el mantenimiento de computadoras e impresoras, la instalación de aplicaciones y la solución de problemas técnicos. Estas actividades contribuyeron a comprender la importancia de mant</w:t>
+            </w:r>
+            <w:r>
+              <w:rPr>
+                <w:szCs w:val="22"/>
+                <w:lang w:val="es-ES_tradnl"/>
+              </w:rPr>
+              <w:t>ener los equipos en buen estado para garantizar el funcionamiento adecuado de las labores institucionales.</w:t>
             </w:r>
           </w:p>
         </w:tc>
@@ -3972,7 +4892,21 @@
                 <w:szCs w:val="22"/>
                 <w:lang w:val="es-ES_tradnl"/>
               </w:rPr>
-              <w:t>La realización de la Práctica Supervisada me permitió poner en práctica los conocimientos adquiridos durante la formación académica y desarrollar nuevas habilidades en el área de informática. Asimismo, se aprendió a identificar y solucionar fallas técnicas, realizar mantenimiento preventivo, instalar sistemas operativos y organizar equipos y archivos digitales, fortaleciendo también la responsabilidad, la paciencia y el trabajo en equipo.</w:t>
+              <w:t xml:space="preserve">La realización de la Práctica Supervisada me permitió poner en práctica los conocimientos adquiridos durante la formación académica y </w:t>
+            </w:r>
+            <w:r>
+              <w:rPr>
+                <w:szCs w:val="22"/>
+                <w:lang w:val="es-ES_tradnl"/>
+              </w:rPr>
+              <w:t>desarrollar nuevas habilidades en el área de informática. Asimismo, se aprendió a identificar y solucionar fallas técnicas, realizar mantenimiento preventivo, instalar sistemas operativos y organizar equipos y archivos digitales, fortaleciendo también la r</w:t>
+            </w:r>
+            <w:r>
+              <w:rPr>
+                <w:szCs w:val="22"/>
+                <w:lang w:val="es-ES_tradnl"/>
+              </w:rPr>
+              <w:t>esponsabilidad, la paciencia y el trabajo en equipo.</w:t>
             </w:r>
           </w:p>
         </w:tc>
@@ -4003,7 +4937,21 @@
                 <w:szCs w:val="22"/>
                 <w:lang w:val="es-ES_tradnl"/>
               </w:rPr>
-              <w:t>Se recomienda al Instituto Guatemalteco de Seguridad Social fortalecer el mantenimiento preventivo de los equipos de cómputo e impresoras, con el propósito de prevenir fallas técnicas, mejorar su rendimiento y garantizar la continuidad de las actividades del personal y a mejorar la disponibilidad de herramientas y materiales necesarios para realizar las actividades del área de informática, así como contar con equipo adicional que facilite las tareas de mantenimiento, reparación e instalación de programas.</w:t>
+              <w:t>Se recomienda al Instituto Guatemalteco de Seguridad Social fortalecer el mantenimiento preventivo de los equipos de cómputo e impresoras, con el propósito de prevenir fallas técnicas, mejorar su rendim</w:t>
+            </w:r>
+            <w:r>
+              <w:rPr>
+                <w:szCs w:val="22"/>
+                <w:lang w:val="es-ES_tradnl"/>
+              </w:rPr>
+              <w:t>iento y garantizar la continuidad de las actividades del personal y a mejorar la disponibilidad de herramientas y materiales necesarios para realizar las actividades del área de informática, así como contar con equipo adicional que facilite las tareas de m</w:t>
+            </w:r>
+            <w:r>
+              <w:rPr>
+                <w:szCs w:val="22"/>
+                <w:lang w:val="es-ES_tradnl"/>
+              </w:rPr>
+              <w:t>antenimiento, reparación e instalación de programas.</w:t>
             </w:r>
           </w:p>
         </w:tc>
@@ -4024,40 +4972,8 @@
 </file>
 
 <file path=word/comments.xml><?xml version="1.0" encoding="utf-8"?>
-<w:comments xmlns:wpc="http://schemas.microsoft.com/office/word/2010/wordprocessingCanvas" xmlns:cx="http://schemas.microsoft.com/office/drawing/2014/chartex" xmlns:cx1="http://schemas.microsoft.com/office/drawing/2015/9/8/chartex" xmlns:cx2="http://schemas.microsoft.com/office/drawing/2015/10/21/chartex" xmlns:cx3="http://schemas.microsoft.com/office/drawing/2016/5/9/chartex" xmlns:cx4="http://schemas.microsoft.com/office/drawing/2016/5/10/chartex" xmlns:cx5="http://schemas.microsoft.com/office/drawing/2016/5/11/chartex" xmlns:cx6="http://schemas.microsoft.com/office/drawing/2016/5/12/chartex" xmlns:cx7="http://schemas.microsoft.com/office/drawing/2016/5/13/chartex" xmlns:cx8="http://schemas.microsoft.com/office/drawing/2016/5/14/chartex" xmlns:mc="http://schemas.openxmlformats.org/markup-compatibility/2006" xmlns:aink="http://schemas.microsoft.com/office/drawing/2016/ink" xmlns:am3d="http://schemas.microsoft.com/office/drawing/2017/model3d" xmlns:o="urn:schemas-microsoft-com:office:office" xmlns:oel="http://schemas.microsoft.com/office/2019/extlst" xmlns:r="http://schemas.openxmlformats.org/officeDocument/2006/relationships" xmlns:m="http://schemas.openxmlformats.org/officeDocument/2006/math" xmlns:v="urn:schemas-microsoft-com:vml" xmlns:wp14="http://schemas.microsoft.com/office/word/2010/wordprocessingDrawing" xmlns:wp="http://schemas.openxmlformats.org/drawingml/2006/wordprocessingDrawing" xmlns:w10="urn:schemas-microsoft-com:office:word" xmlns:w="http://schemas.openxmlformats.org/wordprocessingml/2006/main" xmlns:w14="http://schemas.microsoft.com/office/word/2010/wordml" xmlns:w15="http://schemas.microsoft.com/office/word/2012/wordml" xmlns:w16cex="http://schemas.microsoft.com/office/word/2018/wordml/cex" xmlns:w16cid="http://schemas.microsoft.com/office/word/2016/wordml/cid" xmlns:w16="http://schemas.microsoft.com/office/word/2018/wordml" xmlns:w16du="http://schemas.microsoft.com/office/word/2023/wordml/word16du" xmlns:w16sdtdh="http://schemas.microsoft.com/office/word/2020/wordml/sdtdatahash" xmlns:w16sdtfl="http://schemas.microsoft.com/office/word/2024/wordml/sdtformatlock" xmlns:w16se="http://schemas.microsoft.com/office/word/2015/wordml/symex" xmlns:wpg="http://schemas.microsoft.com/office/word/2010/wordprocessingGroup" xmlns:wpi="http://schemas.microsoft.com/office/word/2010/wordprocessingInk" xmlns:wne="http://schemas.microsoft.com/office/word/2006/wordml" xmlns:wps="http://schemas.microsoft.com/office/word/2010/wordprocessingShape" mc:Ignorable="w14 w15 w16se w16cid w16 w16cex w16sdtdh w16sdtfl w16du wp14">
-  <w:comment w:id="0" w:author="Juan Pablo Paz López" w:date="2026-10-23T07:03:00Z" w:initials="JP">
-    <w:p>
-      <w:pPr>
-        <w:pStyle w:val="Textocomentario"/>
-      </w:pPr>
-      <w:r>
-        <w:rPr>
-          <w:rStyle w:val="Refdecomentario"/>
-        </w:rPr>
-        <w:annotationRef/>
-      </w:r>
-      <w:r>
-        <w:t>desarmarlo</w:t>
-      </w:r>
-    </w:p>
-  </w:comment>
-  <w:comment w:id="1" w:author="Juan Pablo Paz López" w:date="2026-10-23T07:05:00Z" w:initials="JP">
-    <w:p>
-      <w:pPr>
-        <w:pStyle w:val="Textocomentario"/>
-      </w:pPr>
-      <w:r>
-        <w:rPr>
-          <w:rStyle w:val="Refdecomentario"/>
-        </w:rPr>
-        <w:annotationRef/>
-      </w:r>
-      <w:r>
-        <w:t>lo armamos, lo prendemos</w:t>
-      </w:r>
-    </w:p>
-  </w:comment>
-  <w:comment w:id="2" w:author="Juan Pablo Paz López" w:date="2026-10-23T07:06:00Z" w:initials="JP">
+<w:comments xmlns:wpc="http://schemas.microsoft.com/office/word/2010/wordprocessingCanvas" xmlns:cx="http://schemas.microsoft.com/office/drawing/2014/chartex" xmlns:cx1="http://schemas.microsoft.com/office/drawing/2015/9/8/chartex" xmlns:cx2="http://schemas.microsoft.com/office/drawing/2015/10/21/chartex" xmlns:cx3="http://schemas.microsoft.com/office/drawing/2016/5/9/chartex" xmlns:cx4="http://schemas.microsoft.com/office/drawing/2016/5/10/chartex" xmlns:cx5="http://schemas.microsoft.com/office/drawing/2016/5/11/chartex" xmlns:cx6="http://schemas.microsoft.com/office/drawing/2016/5/12/chartex" xmlns:cx7="http://schemas.microsoft.com/office/drawing/2016/5/13/chartex" xmlns:cx8="http://schemas.microsoft.com/office/drawing/2016/5/14/chartex" xmlns:mc="http://schemas.openxmlformats.org/markup-compatibility/2006" xmlns:aink="http://schemas.microsoft.com/office/drawing/2016/ink" xmlns:am3d="http://schemas.microsoft.com/office/drawing/2017/model3d" xmlns:o="urn:schemas-microsoft-com:office:office" xmlns:r="http://schemas.openxmlformats.org/officeDocument/2006/relationships" xmlns:m="http://schemas.openxmlformats.org/officeDocument/2006/math" xmlns:v="urn:schemas-microsoft-com:vml" xmlns:wp14="http://schemas.microsoft.com/office/word/2010/wordprocessingDrawing" xmlns:wp="http://schemas.openxmlformats.org/drawingml/2006/wordprocessingDrawing" xmlns:w10="urn:schemas-microsoft-com:office:word" xmlns:w="http://schemas.openxmlformats.org/wordprocessingml/2006/main" xmlns:w14="http://schemas.microsoft.com/office/word/2010/wordml" xmlns:w15="http://schemas.microsoft.com/office/word/2012/wordml" xmlns:w16cex="http://schemas.microsoft.com/office/word/2018/wordml/cex" xmlns:w16cid="http://schemas.microsoft.com/office/word/2016/wordml/cid" xmlns:w16="http://schemas.microsoft.com/office/word/2018/wordml" xmlns:w16sdtdh="http://schemas.microsoft.com/office/word/2020/wordml/sdtdatahash" xmlns:w16se="http://schemas.microsoft.com/office/word/2015/wordml/symex" xmlns:wpg="http://schemas.microsoft.com/office/word/2010/wordprocessingGroup" xmlns:wpi="http://schemas.microsoft.com/office/word/2010/wordprocessingInk" xmlns:wne="http://schemas.microsoft.com/office/word/2006/wordml" xmlns:wps="http://schemas.microsoft.com/office/word/2010/wordprocessingShape" mc:Ignorable="w14 w15 w16se w16cid w16 w16cex w16sdtdh wp14">
+  <w:comment w:id="0" w:author="Juan Pablo Paz López" w:date="2026-10-23T07:06:00Z" w:initials="JP">
     <w:p>
       <w:pPr>
         <w:pStyle w:val="Textocomentario"/>
@@ -4079,7 +4995,7 @@
       </w:r>
     </w:p>
   </w:comment>
-  <w:comment w:id="3" w:author="Juan Pablo Paz López" w:date="2026-10-23T07:06:00Z" w:initials="JP">
+  <w:comment w:id="1" w:author="Juan Pablo Paz López" w:date="2026-10-23T07:06:00Z" w:initials="JP">
     <w:p>
       <w:pPr>
         <w:pStyle w:val="Textocomentario"/>
@@ -4095,23 +5011,7 @@
       </w:r>
     </w:p>
   </w:comment>
-  <w:comment w:id="4" w:author="Juan Pablo Paz López" w:date="2026-10-23T07:07:00Z" w:initials="JP">
-    <w:p>
-      <w:pPr>
-        <w:pStyle w:val="Textocomentario"/>
-      </w:pPr>
-      <w:r>
-        <w:rPr>
-          <w:rStyle w:val="Refdecomentario"/>
-        </w:rPr>
-        <w:annotationRef/>
-      </w:r>
-      <w:r>
-        <w:t>Frecuentemente</w:t>
-      </w:r>
-    </w:p>
-  </w:comment>
-  <w:comment w:id="5" w:author="Juan Pablo Paz López" w:date="2026-10-23T07:08:00Z" w:initials="JP">
+  <w:comment w:id="2" w:author="Juan Pablo Paz López" w:date="2026-10-23T07:08:00Z" w:initials="JP">
     <w:p>
       <w:pPr>
         <w:pStyle w:val="Textocomentario"/>
@@ -4127,7 +5027,7 @@
       </w:r>
     </w:p>
   </w:comment>
-  <w:comment w:id="6" w:author="Juan Pablo Paz López" w:date="2026-10-23T07:09:00Z" w:initials="JP">
+  <w:comment w:id="3" w:author="Juan Pablo Paz López" w:date="2026-10-23T07:09:00Z" w:initials="JP">
     <w:p>
       <w:pPr>
         <w:pStyle w:val="Textocomentario"/>
@@ -4143,23 +5043,7 @@
       </w:r>
     </w:p>
   </w:comment>
-  <w:comment w:id="7" w:author="Juan Pablo Paz López" w:date="2026-10-23T07:10:00Z" w:initials="JP">
-    <w:p>
-      <w:pPr>
-        <w:pStyle w:val="Textocomentario"/>
-      </w:pPr>
-      <w:r>
-        <w:rPr>
-          <w:rStyle w:val="Refdecomentario"/>
-        </w:rPr>
-        <w:annotationRef/>
-      </w:r>
-      <w:r>
-        <w:t>la aplicación web Coex Digital</w:t>
-      </w:r>
-    </w:p>
-  </w:comment>
-  <w:comment w:id="8" w:author="Juan Pablo Paz López" w:date="2026-10-23T07:10:00Z" w:initials="JP">
+  <w:comment w:id="4" w:author="Juan Pablo Paz López" w:date="2026-10-23T07:10:00Z" w:initials="JP">
     <w:p>
       <w:pPr>
         <w:pStyle w:val="Textocomentario"/>
@@ -4175,23 +5059,7 @@
       </w:r>
     </w:p>
   </w:comment>
-  <w:comment w:id="9" w:author="Juan Pablo Paz López" w:date="2026-10-23T07:12:00Z" w:initials="JP">
-    <w:p>
-      <w:pPr>
-        <w:pStyle w:val="Textocomentario"/>
-      </w:pPr>
-      <w:r>
-        <w:rPr>
-          <w:rStyle w:val="Refdecomentario"/>
-        </w:rPr>
-        <w:annotationRef/>
-      </w:r>
-      <w:r>
-        <w:t>Según se requiera</w:t>
-      </w:r>
-    </w:p>
-  </w:comment>
-  <w:comment w:id="10" w:author="Juan Pablo Paz López" w:date="2026-10-23T07:12:00Z" w:initials="JP">
+  <w:comment w:id="5" w:author="Juan Pablo Paz López" w:date="2026-10-23T07:12:00Z" w:initials="JP">
     <w:p>
       <w:pPr>
         <w:pStyle w:val="Textocomentario"/>
@@ -4207,7 +5075,7 @@
       </w:r>
     </w:p>
   </w:comment>
-  <w:comment w:id="11" w:author="Juan Pablo Paz López" w:date="2026-10-23T07:13:00Z" w:initials="JP">
+  <w:comment w:id="6" w:author="Juan Pablo Paz López" w:date="2026-10-23T07:13:00Z" w:initials="JP">
     <w:p>
       <w:pPr>
         <w:pStyle w:val="Textocomentario"/>
@@ -4219,11 +5087,27 @@
         <w:annotationRef/>
       </w:r>
       <w:r>
-        <w:t>Pasar a la página siguiente, no esta bien que quede sola esta informacion acá.</w:t>
+        <w:t xml:space="preserve">Pasar a la página siguiente, no </w:t>
+      </w:r>
+      <w:proofErr w:type="spellStart"/>
+      <w:r>
+        <w:t>esta</w:t>
+      </w:r>
+      <w:proofErr w:type="spellEnd"/>
+      <w:r>
+        <w:t xml:space="preserve"> bien que quede sola esta </w:t>
+      </w:r>
+      <w:proofErr w:type="spellStart"/>
+      <w:r>
+        <w:t>informacion</w:t>
+      </w:r>
+      <w:proofErr w:type="spellEnd"/>
+      <w:r>
+        <w:t xml:space="preserve"> acá.</w:t>
       </w:r>
     </w:p>
   </w:comment>
-  <w:comment w:id="12" w:author="Juan Pablo Paz López" w:date="2026-10-23T07:14:00Z" w:initials="JP">
+  <w:comment w:id="7" w:author="Juan Pablo Paz López" w:date="2026-10-23T07:14:00Z" w:initials="JP">
     <w:p>
       <w:pPr>
         <w:pStyle w:val="Textocomentario"/>
@@ -4239,7 +5123,7 @@
       </w:r>
     </w:p>
   </w:comment>
-  <w:comment w:id="13" w:author="Juan Pablo Paz López" w:date="2026-10-23T07:14:00Z" w:initials="JP">
+  <w:comment w:id="8" w:author="Juan Pablo Paz López" w:date="2026-10-23T07:14:00Z" w:initials="JP">
     <w:p>
       <w:pPr>
         <w:pStyle w:val="Textocomentario"/>
@@ -4255,7 +5139,7 @@
       </w:r>
     </w:p>
   </w:comment>
-  <w:comment w:id="14" w:author="Juan Pablo Paz López" w:date="2026-10-23T07:15:00Z" w:initials="JP">
+  <w:comment w:id="9" w:author="Juan Pablo Paz López" w:date="2026-10-23T07:15:00Z" w:initials="JP">
     <w:p>
       <w:pPr>
         <w:pStyle w:val="Textocomentario"/>
@@ -4271,7 +5155,7 @@
       </w:r>
     </w:p>
   </w:comment>
-  <w:comment w:id="15" w:author="Juan Pablo Paz López" w:date="2026-10-23T07:16:00Z" w:initials="JP">
+  <w:comment w:id="10" w:author="Juan Pablo Paz López" w:date="2026-10-23T07:16:00Z" w:initials="JP">
     <w:p>
       <w:pPr>
         <w:pStyle w:val="Textocomentario"/>
@@ -4287,23 +5171,7 @@
       </w:r>
     </w:p>
   </w:comment>
-  <w:comment w:id="16" w:author="Juan Pablo Paz López" w:date="2026-10-23T07:18:00Z" w:initials="JP">
-    <w:p>
-      <w:pPr>
-        <w:pStyle w:val="Textocomentario"/>
-      </w:pPr>
-      <w:r>
-        <w:rPr>
-          <w:rStyle w:val="Refdecomentario"/>
-        </w:rPr>
-        <w:annotationRef/>
-      </w:r>
-      <w:r>
-        <w:t>Elimina este espacio antes del texto</w:t>
-      </w:r>
-    </w:p>
-  </w:comment>
-  <w:comment w:id="17" w:author="Juan Pablo Paz López" w:date="2026-10-23T07:19:00Z" w:initials="JP">
+  <w:comment w:id="11" w:author="Juan Pablo Paz López" w:date="2026-10-23T07:19:00Z" w:initials="JP">
     <w:p>
       <w:pPr>
         <w:pStyle w:val="Textocomentario"/>
@@ -4319,7 +5187,7 @@
       </w:r>
     </w:p>
   </w:comment>
-  <w:comment w:id="18" w:author="Juan Pablo Paz López" w:date="2026-10-23T07:19:00Z" w:initials="JP">
+  <w:comment w:id="12" w:author="Juan Pablo Paz López" w:date="2026-10-23T07:19:00Z" w:initials="JP">
     <w:p>
       <w:pPr>
         <w:pStyle w:val="Textocomentario"/>
@@ -4335,7 +5203,7 @@
       </w:r>
     </w:p>
   </w:comment>
-  <w:comment w:id="19" w:author="Juan Pablo Paz López" w:date="2026-10-23T07:20:00Z" w:initials="JP">
+  <w:comment w:id="13" w:author="Juan Pablo Paz López" w:date="2026-10-23T07:20:00Z" w:initials="JP">
     <w:p>
       <w:pPr>
         <w:pStyle w:val="Textocomentario"/>
@@ -4351,7 +5219,7 @@
       </w:r>
     </w:p>
   </w:comment>
-  <w:comment w:id="20" w:author="Juan Pablo Paz López" w:date="2026-10-23T07:20:00Z" w:initials="JP">
+  <w:comment w:id="14" w:author="Juan Pablo Paz López" w:date="2026-10-23T07:20:00Z" w:initials="JP">
     <w:p>
       <w:pPr>
         <w:pStyle w:val="Textocomentario"/>
@@ -4367,7 +5235,7 @@
       </w:r>
     </w:p>
   </w:comment>
-  <w:comment w:id="21" w:author="Juan Pablo Paz López" w:date="2026-10-23T07:22:00Z" w:initials="JP">
+  <w:comment w:id="15" w:author="Juan Pablo Paz López" w:date="2026-10-23T07:22:00Z" w:initials="JP">
     <w:p>
       <w:pPr>
         <w:pStyle w:val="Textocomentario"/>
@@ -4383,7 +5251,7 @@
       </w:r>
     </w:p>
   </w:comment>
-  <w:comment w:id="22" w:author="Juan Pablo Paz López" w:date="2026-10-23T07:24:00Z" w:initials="JP">
+  <w:comment w:id="16" w:author="Juan Pablo Paz López" w:date="2026-10-23T07:24:00Z" w:initials="JP">
     <w:p>
       <w:pPr>
         <w:pStyle w:val="Textocomentario"/>
@@ -4399,7 +5267,7 @@
       </w:r>
     </w:p>
   </w:comment>
-  <w:comment w:id="23" w:author="Juan Pablo Paz López" w:date="2026-10-23T07:24:00Z" w:initials="JP">
+  <w:comment w:id="17" w:author="Juan Pablo Paz López" w:date="2026-10-23T07:24:00Z" w:initials="JP">
     <w:p>
       <w:pPr>
         <w:pStyle w:val="Textocomentario"/>
@@ -4415,7 +5283,7 @@
       </w:r>
     </w:p>
   </w:comment>
-  <w:comment w:id="24" w:author="Juan Pablo Paz López" w:date="2026-10-23T07:25:00Z" w:initials="JP">
+  <w:comment w:id="18" w:author="Juan Pablo Paz López" w:date="2026-10-23T07:25:00Z" w:initials="JP">
     <w:p>
       <w:pPr>
         <w:pStyle w:val="Textocomentario"/>
@@ -4431,7 +5299,7 @@
       </w:r>
     </w:p>
   </w:comment>
-  <w:comment w:id="25" w:author="Juan Pablo Paz López" w:date="2026-10-23T07:25:00Z" w:initials="JP">
+  <w:comment w:id="19" w:author="Juan Pablo Paz López" w:date="2026-10-23T07:25:00Z" w:initials="JP">
     <w:p>
       <w:pPr>
         <w:pStyle w:val="Textocomentario"/>
@@ -4447,60 +5315,22 @@
       </w:r>
     </w:p>
   </w:comment>
-  <w:comment w:id="26" w:author="Juan Pablo Paz López" w:date="2026-10-23T07:26:00Z" w:initials="JP">
-    <w:p>
-      <w:pPr>
-        <w:pStyle w:val="Textocomentario"/>
-      </w:pPr>
-      <w:r>
-        <w:rPr>
-          <w:rStyle w:val="Refdecomentario"/>
-        </w:rPr>
-        <w:annotationRef/>
-      </w:r>
-      <w:r>
-        <w:t>Necesidad Identificada o Problema Encontrado</w:t>
-      </w:r>
-    </w:p>
-  </w:comment>
-  <w:comment w:id="27" w:author="Juan Pablo Paz López" w:date="2026-10-23T07:27:00Z" w:initials="JP">
-    <w:p>
-      <w:pPr>
-        <w:pStyle w:val="Textocomentario"/>
-      </w:pPr>
-      <w:r>
-        <w:rPr>
-          <w:rStyle w:val="Refdecomentario"/>
-        </w:rPr>
-        <w:annotationRef/>
-      </w:r>
-      <w:r>
-        <w:t>guardaban</w:t>
-      </w:r>
-    </w:p>
-  </w:comment>
 </w:comments>
 </file>
 
 <file path=word/commentsExtended.xml><?xml version="1.0" encoding="utf-8"?>
-<w15:commentsEx xmlns:wpc="http://schemas.microsoft.com/office/word/2010/wordprocessingCanvas" xmlns:cx="http://schemas.microsoft.com/office/drawing/2014/chartex" xmlns:cx1="http://schemas.microsoft.com/office/drawing/2015/9/8/chartex" xmlns:cx2="http://schemas.microsoft.com/office/drawing/2015/10/21/chartex" xmlns:cx3="http://schemas.microsoft.com/office/drawing/2016/5/9/chartex" xmlns:cx4="http://schemas.microsoft.com/office/drawing/2016/5/10/chartex" xmlns:cx5="http://schemas.microsoft.com/office/drawing/2016/5/11/chartex" xmlns:cx6="http://schemas.microsoft.com/office/drawing/2016/5/12/chartex" xmlns:cx7="http://schemas.microsoft.com/office/drawing/2016/5/13/chartex" xmlns:cx8="http://schemas.microsoft.com/office/drawing/2016/5/14/chartex" xmlns:mc="http://schemas.openxmlformats.org/markup-compatibility/2006" xmlns:aink="http://schemas.microsoft.com/office/drawing/2016/ink" xmlns:am3d="http://schemas.microsoft.com/office/drawing/2017/model3d" xmlns:o="urn:schemas-microsoft-com:office:office" xmlns:oel="http://schemas.microsoft.com/office/2019/extlst" xmlns:r="http://schemas.openxmlformats.org/officeDocument/2006/relationships" xmlns:m="http://schemas.openxmlformats.org/officeDocument/2006/math" xmlns:v="urn:schemas-microsoft-com:vml" xmlns:wp14="http://schemas.microsoft.com/office/word/2010/wordprocessingDrawing" xmlns:wp="http://schemas.openxmlformats.org/drawingml/2006/wordprocessingDrawing" xmlns:w10="urn:schemas-microsoft-com:office:word" xmlns:w="http://schemas.openxmlformats.org/wordprocessingml/2006/main" xmlns:w14="http://schemas.microsoft.com/office/word/2010/wordml" xmlns:w15="http://schemas.microsoft.com/office/word/2012/wordml" xmlns:w16cex="http://schemas.microsoft.com/office/word/2018/wordml/cex" xmlns:w16cid="http://schemas.microsoft.com/office/word/2016/wordml/cid" xmlns:w16="http://schemas.microsoft.com/office/word/2018/wordml" xmlns:w16du="http://schemas.microsoft.com/office/word/2023/wordml/word16du" xmlns:w16sdtdh="http://schemas.microsoft.com/office/word/2020/wordml/sdtdatahash" xmlns:w16sdtfl="http://schemas.microsoft.com/office/word/2024/wordml/sdtformatlock" xmlns:w16se="http://schemas.microsoft.com/office/word/2015/wordml/symex" xmlns:wpg="http://schemas.microsoft.com/office/word/2010/wordprocessingGroup" xmlns:wpi="http://schemas.microsoft.com/office/word/2010/wordprocessingInk" xmlns:wne="http://schemas.microsoft.com/office/word/2006/wordml" xmlns:wps="http://schemas.microsoft.com/office/word/2010/wordprocessingShape" mc:Ignorable="w14 w15 w16se w16cid w16 w16cex w16sdtdh w16sdtfl w16du wp14">
-  <w15:commentEx w15:paraId="1B09C48E" w15:done="0"/>
-  <w15:commentEx w15:paraId="0404DB31" w15:done="0"/>
+<w15:commentsEx xmlns:wpc="http://schemas.microsoft.com/office/word/2010/wordprocessingCanvas" xmlns:cx="http://schemas.microsoft.com/office/drawing/2014/chartex" xmlns:cx1="http://schemas.microsoft.com/office/drawing/2015/9/8/chartex" xmlns:cx2="http://schemas.microsoft.com/office/drawing/2015/10/21/chartex" xmlns:cx3="http://schemas.microsoft.com/office/drawing/2016/5/9/chartex" xmlns:cx4="http://schemas.microsoft.com/office/drawing/2016/5/10/chartex" xmlns:cx5="http://schemas.microsoft.com/office/drawing/2016/5/11/chartex" xmlns:cx6="http://schemas.microsoft.com/office/drawing/2016/5/12/chartex" xmlns:cx7="http://schemas.microsoft.com/office/drawing/2016/5/13/chartex" xmlns:cx8="http://schemas.microsoft.com/office/drawing/2016/5/14/chartex" xmlns:mc="http://schemas.openxmlformats.org/markup-compatibility/2006" xmlns:aink="http://schemas.microsoft.com/office/drawing/2016/ink" xmlns:am3d="http://schemas.microsoft.com/office/drawing/2017/model3d" xmlns:o="urn:schemas-microsoft-com:office:office" xmlns:r="http://schemas.openxmlformats.org/officeDocument/2006/relationships" xmlns:m="http://schemas.openxmlformats.org/officeDocument/2006/math" xmlns:v="urn:schemas-microsoft-com:vml" xmlns:wp14="http://schemas.microsoft.com/office/word/2010/wordprocessingDrawing" xmlns:wp="http://schemas.openxmlformats.org/drawingml/2006/wordprocessingDrawing" xmlns:w10="urn:schemas-microsoft-com:office:word" xmlns:w="http://schemas.openxmlformats.org/wordprocessingml/2006/main" xmlns:w14="http://schemas.microsoft.com/office/word/2010/wordml" xmlns:w15="http://schemas.microsoft.com/office/word/2012/wordml" xmlns:w16cex="http://schemas.microsoft.com/office/word/2018/wordml/cex" xmlns:w16cid="http://schemas.microsoft.com/office/word/2016/wordml/cid" xmlns:w16="http://schemas.microsoft.com/office/word/2018/wordml" xmlns:w16sdtdh="http://schemas.microsoft.com/office/word/2020/wordml/sdtdatahash" xmlns:w16se="http://schemas.microsoft.com/office/word/2015/wordml/symex" xmlns:wpg="http://schemas.microsoft.com/office/word/2010/wordprocessingGroup" xmlns:wpi="http://schemas.microsoft.com/office/word/2010/wordprocessingInk" xmlns:wne="http://schemas.microsoft.com/office/word/2006/wordml" xmlns:wps="http://schemas.microsoft.com/office/word/2010/wordprocessingShape" mc:Ignorable="w14 w15 w16se w16cid w16 w16cex w16sdtdh wp14">
   <w15:commentEx w15:paraId="155948D4" w15:done="0"/>
   <w15:commentEx w15:paraId="6ED284A6" w15:done="0"/>
-  <w15:commentEx w15:paraId="63C69BF9" w15:done="0"/>
   <w15:commentEx w15:paraId="6C4D4D02" w15:done="0"/>
   <w15:commentEx w15:paraId="275D2AE4" w15:done="0"/>
-  <w15:commentEx w15:paraId="4D78EEAA" w15:done="0"/>
   <w15:commentEx w15:paraId="37B1F2C9" w15:done="0"/>
-  <w15:commentEx w15:paraId="08488102" w15:done="0"/>
   <w15:commentEx w15:paraId="7A2F36A7" w15:done="0"/>
   <w15:commentEx w15:paraId="50941D27" w15:done="0"/>
   <w15:commentEx w15:paraId="59AC5472" w15:done="0"/>
   <w15:commentEx w15:paraId="6BBB8C42" w15:done="0"/>
   <w15:commentEx w15:paraId="1428A1C2" w15:done="0"/>
   <w15:commentEx w15:paraId="22C55983" w15:done="0"/>
-  <w15:commentEx w15:paraId="33D52982" w15:done="0"/>
   <w15:commentEx w15:paraId="2ADD9041" w15:done="0"/>
   <w15:commentEx w15:paraId="3CF1F8AB" w15:done="0"/>
   <w15:commentEx w15:paraId="666A58FB" w15:done="0"/>
@@ -4510,30 +5340,22 @@
   <w15:commentEx w15:paraId="48F8D773" w15:done="0"/>
   <w15:commentEx w15:paraId="01856057" w15:done="0"/>
   <w15:commentEx w15:paraId="7ABDA937" w15:done="0"/>
-  <w15:commentEx w15:paraId="73C6B3C8" w15:done="0"/>
-  <w15:commentEx w15:paraId="34BF05B6" w15:done="0"/>
 </w15:commentsEx>
 </file>
 
 <file path=word/commentsExtensible.xml><?xml version="1.0" encoding="utf-8"?>
-<w16cex:commentsExtensible xmlns:wpc="http://schemas.microsoft.com/office/word/2010/wordprocessingCanvas" xmlns:cx="http://schemas.microsoft.com/office/drawing/2014/chartex" xmlns:cx1="http://schemas.microsoft.com/office/drawing/2015/9/8/chartex" xmlns:cx2="http://schemas.microsoft.com/office/drawing/2015/10/21/chartex" xmlns:cx3="http://schemas.microsoft.com/office/drawing/2016/5/9/chartex" xmlns:cx4="http://schemas.microsoft.com/office/drawing/2016/5/10/chartex" xmlns:cx5="http://schemas.microsoft.com/office/drawing/2016/5/11/chartex" xmlns:cx6="http://schemas.microsoft.com/office/drawing/2016/5/12/chartex" xmlns:cx7="http://schemas.microsoft.com/office/drawing/2016/5/13/chartex" xmlns:cx8="http://schemas.microsoft.com/office/drawing/2016/5/14/chartex" xmlns:cr="http://schemas.microsoft.com/office/comments/2020/reactions" xmlns:mc="http://schemas.openxmlformats.org/markup-compatibility/2006" xmlns:aink="http://schemas.microsoft.com/office/drawing/2016/ink" xmlns:am3d="http://schemas.microsoft.com/office/drawing/2017/model3d" xmlns:o="urn:schemas-microsoft-com:office:office" xmlns:oel="http://schemas.microsoft.com/office/2019/extlst" xmlns:r="http://schemas.openxmlformats.org/officeDocument/2006/relationships" xmlns:m="http://schemas.openxmlformats.org/officeDocument/2006/math" xmlns:v="urn:schemas-microsoft-com:vml" xmlns:wp14="http://schemas.microsoft.com/office/word/2010/wordprocessingDrawing" xmlns:wp="http://schemas.openxmlformats.org/drawingml/2006/wordprocessingDrawing" xmlns:w10="urn:schemas-microsoft-com:office:word" xmlns:w="http://schemas.openxmlformats.org/wordprocessingml/2006/main" xmlns:w14="http://schemas.microsoft.com/office/word/2010/wordml" xmlns:w15="http://schemas.microsoft.com/office/word/2012/wordml" xmlns:w16cex="http://schemas.microsoft.com/office/word/2018/wordml/cex" xmlns:w16cid="http://schemas.microsoft.com/office/word/2016/wordml/cid" xmlns:w16="http://schemas.microsoft.com/office/word/2018/wordml" xmlns:w16du="http://schemas.microsoft.com/office/word/2023/wordml/word16du" xmlns:w16sdtdh="http://schemas.microsoft.com/office/word/2020/wordml/sdtdatahash" xmlns:w16sdtfl="http://schemas.microsoft.com/office/word/2024/wordml/sdtformatlock" xmlns:w16se="http://schemas.microsoft.com/office/word/2015/wordml/symex" xmlns:wpg="http://schemas.microsoft.com/office/word/2010/wordprocessingGroup" xmlns:wpi="http://schemas.microsoft.com/office/word/2010/wordprocessingInk" xmlns:wne="http://schemas.microsoft.com/office/word/2006/wordml" xmlns:wps="http://schemas.microsoft.com/office/word/2010/wordprocessingShape" mc:Ignorable="w14 w15 w16se w16cid w16 w16cex w16sdtdh w16sdtfl cr w16du wp14">
-  <w16cex:commentExtensible w16cex:durableId="224B8149" w16cex:dateUtc="2026-10-23T13:03:00Z"/>
-  <w16cex:commentExtensible w16cex:durableId="40C6DE1D" w16cex:dateUtc="2026-10-23T13:05:00Z"/>
+<w16cex:commentsExtensible xmlns:wpc="http://schemas.microsoft.com/office/word/2010/wordprocessingCanvas" xmlns:cx="http://schemas.microsoft.com/office/drawing/2014/chartex" xmlns:cx1="http://schemas.microsoft.com/office/drawing/2015/9/8/chartex" xmlns:cx2="http://schemas.microsoft.com/office/drawing/2015/10/21/chartex" xmlns:cx3="http://schemas.microsoft.com/office/drawing/2016/5/9/chartex" xmlns:cx4="http://schemas.microsoft.com/office/drawing/2016/5/10/chartex" xmlns:cx5="http://schemas.microsoft.com/office/drawing/2016/5/11/chartex" xmlns:cx6="http://schemas.microsoft.com/office/drawing/2016/5/12/chartex" xmlns:cx7="http://schemas.microsoft.com/office/drawing/2016/5/13/chartex" xmlns:cx8="http://schemas.microsoft.com/office/drawing/2016/5/14/chartex" xmlns:mc="http://schemas.openxmlformats.org/markup-compatibility/2006" xmlns:aink="http://schemas.microsoft.com/office/drawing/2016/ink" xmlns:am3d="http://schemas.microsoft.com/office/drawing/2017/model3d" xmlns:o="urn:schemas-microsoft-com:office:office" xmlns:r="http://schemas.openxmlformats.org/officeDocument/2006/relationships" xmlns:m="http://schemas.openxmlformats.org/officeDocument/2006/math" xmlns:v="urn:schemas-microsoft-com:vml" xmlns:wp14="http://schemas.microsoft.com/office/word/2010/wordprocessingDrawing" xmlns:wp="http://schemas.openxmlformats.org/drawingml/2006/wordprocessingDrawing" xmlns:w10="urn:schemas-microsoft-com:office:word" xmlns:w="http://schemas.openxmlformats.org/wordprocessingml/2006/main" xmlns:w14="http://schemas.microsoft.com/office/word/2010/wordml" xmlns:w15="http://schemas.microsoft.com/office/word/2012/wordml" xmlns:w16cex="http://schemas.microsoft.com/office/word/2018/wordml/cex" xmlns:w16cid="http://schemas.microsoft.com/office/word/2016/wordml/cid" xmlns:w16="http://schemas.microsoft.com/office/word/2018/wordml" xmlns:w16sdtdh="http://schemas.microsoft.com/office/word/2020/wordml/sdtdatahash" xmlns:w16se="http://schemas.microsoft.com/office/word/2015/wordml/symex" xmlns:wpg="http://schemas.microsoft.com/office/word/2010/wordprocessingGroup" xmlns:wpi="http://schemas.microsoft.com/office/word/2010/wordprocessingInk" xmlns:wne="http://schemas.microsoft.com/office/word/2006/wordml" xmlns:wps="http://schemas.microsoft.com/office/word/2010/wordprocessingShape" mc:Ignorable="w14 w15 w16se w16cid w16 w16cex w16sdtdh wp14">
   <w16cex:commentExtensible w16cex:durableId="4E418435" w16cex:dateUtc="2026-10-23T13:06:00Z"/>
   <w16cex:commentExtensible w16cex:durableId="455D30B7" w16cex:dateUtc="2026-10-23T13:06:00Z"/>
-  <w16cex:commentExtensible w16cex:durableId="1EA6414A" w16cex:dateUtc="2026-10-23T13:07:00Z"/>
   <w16cex:commentExtensible w16cex:durableId="08EC671F" w16cex:dateUtc="2026-10-23T13:08:00Z"/>
   <w16cex:commentExtensible w16cex:durableId="065AB14D" w16cex:dateUtc="2026-10-23T13:09:00Z"/>
-  <w16cex:commentExtensible w16cex:durableId="7AE4E722" w16cex:dateUtc="2026-10-23T13:10:00Z"/>
   <w16cex:commentExtensible w16cex:durableId="4EACA307" w16cex:dateUtc="2026-10-23T13:10:00Z"/>
-  <w16cex:commentExtensible w16cex:durableId="0BFA2182" w16cex:dateUtc="2026-10-23T13:12:00Z"/>
   <w16cex:commentExtensible w16cex:durableId="0BAAD5F1" w16cex:dateUtc="2026-10-23T13:12:00Z"/>
   <w16cex:commentExtensible w16cex:durableId="26212441" w16cex:dateUtc="2026-10-23T13:13:00Z"/>
   <w16cex:commentExtensible w16cex:durableId="34D69E15" w16cex:dateUtc="2026-10-23T13:14:00Z"/>
   <w16cex:commentExtensible w16cex:durableId="367434CF" w16cex:dateUtc="2026-10-23T13:14:00Z"/>
   <w16cex:commentExtensible w16cex:durableId="50A3C65C" w16cex:dateUtc="2026-10-23T13:15:00Z"/>
   <w16cex:commentExtensible w16cex:durableId="5530D610" w16cex:dateUtc="2026-10-23T13:16:00Z"/>
-  <w16cex:commentExtensible w16cex:durableId="0F038D0B" w16cex:dateUtc="2026-10-23T13:18:00Z"/>
   <w16cex:commentExtensible w16cex:durableId="7442C952" w16cex:dateUtc="2026-10-23T13:19:00Z"/>
   <w16cex:commentExtensible w16cex:durableId="01B95BF1" w16cex:dateUtc="2026-10-23T13:19:00Z"/>
   <w16cex:commentExtensible w16cex:durableId="52577EE9" w16cex:dateUtc="2026-10-23T13:20:00Z"/>
@@ -4543,30 +5365,22 @@
   <w16cex:commentExtensible w16cex:durableId="70A54775" w16cex:dateUtc="2026-10-23T13:24:00Z"/>
   <w16cex:commentExtensible w16cex:durableId="5266B7BF" w16cex:dateUtc="2026-10-23T13:25:00Z"/>
   <w16cex:commentExtensible w16cex:durableId="7E857123" w16cex:dateUtc="2026-10-23T13:25:00Z"/>
-  <w16cex:commentExtensible w16cex:durableId="29456C2A" w16cex:dateUtc="2026-10-23T13:26:00Z"/>
-  <w16cex:commentExtensible w16cex:durableId="2C5ECAE5" w16cex:dateUtc="2026-10-23T13:27:00Z"/>
 </w16cex:commentsExtensible>
 </file>
 
 <file path=word/commentsIds.xml><?xml version="1.0" encoding="utf-8"?>
-<w16cid:commentsIds xmlns:wpc="http://schemas.microsoft.com/office/word/2010/wordprocessingCanvas" xmlns:cx="http://schemas.microsoft.com/office/drawing/2014/chartex" xmlns:cx1="http://schemas.microsoft.com/office/drawing/2015/9/8/chartex" xmlns:cx2="http://schemas.microsoft.com/office/drawing/2015/10/21/chartex" xmlns:cx3="http://schemas.microsoft.com/office/drawing/2016/5/9/chartex" xmlns:cx4="http://schemas.microsoft.com/office/drawing/2016/5/10/chartex" xmlns:cx5="http://schemas.microsoft.com/office/drawing/2016/5/11/chartex" xmlns:cx6="http://schemas.microsoft.com/office/drawing/2016/5/12/chartex" xmlns:cx7="http://schemas.microsoft.com/office/drawing/2016/5/13/chartex" xmlns:cx8="http://schemas.microsoft.com/office/drawing/2016/5/14/chartex" xmlns:mc="http://schemas.openxmlformats.org/markup-compatibility/2006" xmlns:aink="http://schemas.microsoft.com/office/drawing/2016/ink" xmlns:am3d="http://schemas.microsoft.com/office/drawing/2017/model3d" xmlns:o="urn:schemas-microsoft-com:office:office" xmlns:oel="http://schemas.microsoft.com/office/2019/extlst" xmlns:r="http://schemas.openxmlformats.org/officeDocument/2006/relationships" xmlns:m="http://schemas.openxmlformats.org/officeDocument/2006/math" xmlns:v="urn:schemas-microsoft-com:vml" xmlns:wp14="http://schemas.microsoft.com/office/word/2010/wordprocessingDrawing" xmlns:wp="http://schemas.openxmlformats.org/drawingml/2006/wordprocessingDrawing" xmlns:w10="urn:schemas-microsoft-com:office:word" xmlns:w="http://schemas.openxmlformats.org/wordprocessingml/2006/main" xmlns:w14="http://schemas.microsoft.com/office/word/2010/wordml" xmlns:w15="http://schemas.microsoft.com/office/word/2012/wordml" xmlns:w16cex="http://schemas.microsoft.com/office/word/2018/wordml/cex" xmlns:w16cid="http://schemas.microsoft.com/office/word/2016/wordml/cid" xmlns:w16="http://schemas.microsoft.com/office/word/2018/wordml" xmlns:w16du="http://schemas.microsoft.com/office/word/2023/wordml/word16du" xmlns:w16sdtdh="http://schemas.microsoft.com/office/word/2020/wordml/sdtdatahash" xmlns:w16sdtfl="http://schemas.microsoft.com/office/word/2024/wordml/sdtformatlock" xmlns:w16se="http://schemas.microsoft.com/office/word/2015/wordml/symex" xmlns:wpg="http://schemas.microsoft.com/office/word/2010/wordprocessingGroup" xmlns:wpi="http://schemas.microsoft.com/office/word/2010/wordprocessingInk" xmlns:wne="http://schemas.microsoft.com/office/word/2006/wordml" xmlns:wps="http://schemas.microsoft.com/office/word/2010/wordprocessingShape" mc:Ignorable="w14 w15 w16se w16cid w16 w16cex w16sdtdh w16sdtfl w16du wp14">
-  <w16cid:commentId w16cid:paraId="1B09C48E" w16cid:durableId="224B8149"/>
-  <w16cid:commentId w16cid:paraId="0404DB31" w16cid:durableId="40C6DE1D"/>
+<w16cid:commentsIds xmlns:wpc="http://schemas.microsoft.com/office/word/2010/wordprocessingCanvas" xmlns:cx="http://schemas.microsoft.com/office/drawing/2014/chartex" xmlns:cx1="http://schemas.microsoft.com/office/drawing/2015/9/8/chartex" xmlns:cx2="http://schemas.microsoft.com/office/drawing/2015/10/21/chartex" xmlns:cx3="http://schemas.microsoft.com/office/drawing/2016/5/9/chartex" xmlns:cx4="http://schemas.microsoft.com/office/drawing/2016/5/10/chartex" xmlns:cx5="http://schemas.microsoft.com/office/drawing/2016/5/11/chartex" xmlns:cx6="http://schemas.microsoft.com/office/drawing/2016/5/12/chartex" xmlns:cx7="http://schemas.microsoft.com/office/drawing/2016/5/13/chartex" xmlns:cx8="http://schemas.microsoft.com/office/drawing/2016/5/14/chartex" xmlns:mc="http://schemas.openxmlformats.org/markup-compatibility/2006" xmlns:aink="http://schemas.microsoft.com/office/drawing/2016/ink" xmlns:am3d="http://schemas.microsoft.com/office/drawing/2017/model3d" xmlns:o="urn:schemas-microsoft-com:office:office" xmlns:r="http://schemas.openxmlformats.org/officeDocument/2006/relationships" xmlns:m="http://schemas.openxmlformats.org/officeDocument/2006/math" xmlns:v="urn:schemas-microsoft-com:vml" xmlns:wp14="http://schemas.microsoft.com/office/word/2010/wordprocessingDrawing" xmlns:wp="http://schemas.openxmlformats.org/drawingml/2006/wordprocessingDrawing" xmlns:w10="urn:schemas-microsoft-com:office:word" xmlns:w="http://schemas.openxmlformats.org/wordprocessingml/2006/main" xmlns:w14="http://schemas.microsoft.com/office/word/2010/wordml" xmlns:w15="http://schemas.microsoft.com/office/word/2012/wordml" xmlns:w16cex="http://schemas.microsoft.com/office/word/2018/wordml/cex" xmlns:w16cid="http://schemas.microsoft.com/office/word/2016/wordml/cid" xmlns:w16="http://schemas.microsoft.com/office/word/2018/wordml" xmlns:w16sdtdh="http://schemas.microsoft.com/office/word/2020/wordml/sdtdatahash" xmlns:w16se="http://schemas.microsoft.com/office/word/2015/wordml/symex" xmlns:wpg="http://schemas.microsoft.com/office/word/2010/wordprocessingGroup" xmlns:wpi="http://schemas.microsoft.com/office/word/2010/wordprocessingInk" xmlns:wne="http://schemas.microsoft.com/office/word/2006/wordml" xmlns:wps="http://schemas.microsoft.com/office/word/2010/wordprocessingShape" mc:Ignorable="w14 w15 w16se w16cid w16 w16cex w16sdtdh wp14">
   <w16cid:commentId w16cid:paraId="155948D4" w16cid:durableId="4E418435"/>
   <w16cid:commentId w16cid:paraId="6ED284A6" w16cid:durableId="455D30B7"/>
-  <w16cid:commentId w16cid:paraId="63C69BF9" w16cid:durableId="1EA6414A"/>
   <w16cid:commentId w16cid:paraId="6C4D4D02" w16cid:durableId="08EC671F"/>
   <w16cid:commentId w16cid:paraId="275D2AE4" w16cid:durableId="065AB14D"/>
-  <w16cid:commentId w16cid:paraId="4D78EEAA" w16cid:durableId="7AE4E722"/>
   <w16cid:commentId w16cid:paraId="37B1F2C9" w16cid:durableId="4EACA307"/>
-  <w16cid:commentId w16cid:paraId="08488102" w16cid:durableId="0BFA2182"/>
   <w16cid:commentId w16cid:paraId="7A2F36A7" w16cid:durableId="0BAAD5F1"/>
   <w16cid:commentId w16cid:paraId="50941D27" w16cid:durableId="26212441"/>
   <w16cid:commentId w16cid:paraId="59AC5472" w16cid:durableId="34D69E15"/>
   <w16cid:commentId w16cid:paraId="6BBB8C42" w16cid:durableId="367434CF"/>
   <w16cid:commentId w16cid:paraId="1428A1C2" w16cid:durableId="50A3C65C"/>
   <w16cid:commentId w16cid:paraId="22C55983" w16cid:durableId="5530D610"/>
-  <w16cid:commentId w16cid:paraId="33D52982" w16cid:durableId="0F038D0B"/>
   <w16cid:commentId w16cid:paraId="2ADD9041" w16cid:durableId="7442C952"/>
   <w16cid:commentId w16cid:paraId="3CF1F8AB" w16cid:durableId="01B95BF1"/>
   <w16cid:commentId w16cid:paraId="666A58FB" w16cid:durableId="52577EE9"/>
@@ -4576,13 +5390,11 @@
   <w16cid:commentId w16cid:paraId="48F8D773" w16cid:durableId="70A54775"/>
   <w16cid:commentId w16cid:paraId="01856057" w16cid:durableId="5266B7BF"/>
   <w16cid:commentId w16cid:paraId="7ABDA937" w16cid:durableId="7E857123"/>
-  <w16cid:commentId w16cid:paraId="73C6B3C8" w16cid:durableId="29456C2A"/>
-  <w16cid:commentId w16cid:paraId="34BF05B6" w16cid:durableId="2C5ECAE5"/>
 </w16cid:commentsIds>
 </file>
 
 <file path=word/endnotes.xml><?xml version="1.0" encoding="utf-8"?>
-<w:endnotes xmlns:wpc="http://schemas.microsoft.com/office/word/2010/wordprocessingCanvas" xmlns:cx="http://schemas.microsoft.com/office/drawing/2014/chartex" xmlns:cx1="http://schemas.microsoft.com/office/drawing/2015/9/8/chartex" xmlns:cx2="http://schemas.microsoft.com/office/drawing/2015/10/21/chartex" xmlns:cx3="http://schemas.microsoft.com/office/drawing/2016/5/9/chartex" xmlns:cx4="http://schemas.microsoft.com/office/drawing/2016/5/10/chartex" xmlns:cx5="http://schemas.microsoft.com/office/drawing/2016/5/11/chartex" xmlns:cx6="http://schemas.microsoft.com/office/drawing/2016/5/12/chartex" xmlns:cx7="http://schemas.microsoft.com/office/drawing/2016/5/13/chartex" xmlns:cx8="http://schemas.microsoft.com/office/drawing/2016/5/14/chartex" xmlns:mc="http://schemas.openxmlformats.org/markup-compatibility/2006" xmlns:aink="http://schemas.microsoft.com/office/drawing/2016/ink" xmlns:am3d="http://schemas.microsoft.com/office/drawing/2017/model3d" xmlns:o="urn:schemas-microsoft-com:office:office" xmlns:oel="http://schemas.microsoft.com/office/2019/extlst" xmlns:r="http://schemas.openxmlformats.org/officeDocument/2006/relationships" xmlns:m="http://schemas.openxmlformats.org/officeDocument/2006/math" xmlns:v="urn:schemas-microsoft-com:vml" xmlns:wp14="http://schemas.microsoft.com/office/word/2010/wordprocessingDrawing" xmlns:wp="http://schemas.openxmlformats.org/drawingml/2006/wordprocessingDrawing" xmlns:w10="urn:schemas-microsoft-com:office:word" xmlns:w="http://schemas.openxmlformats.org/wordprocessingml/2006/main" xmlns:w14="http://schemas.microsoft.com/office/word/2010/wordml" xmlns:w15="http://schemas.microsoft.com/office/word/2012/wordml" xmlns:w16cex="http://schemas.microsoft.com/office/word/2018/wordml/cex" xmlns:w16cid="http://schemas.microsoft.com/office/word/2016/wordml/cid" xmlns:w16="http://schemas.microsoft.com/office/word/2018/wordml" xmlns:w16du="http://schemas.microsoft.com/office/word/2023/wordml/word16du" xmlns:w16sdtdh="http://schemas.microsoft.com/office/word/2020/wordml/sdtdatahash" xmlns:w16sdtfl="http://schemas.microsoft.com/office/word/2024/wordml/sdtformatlock" xmlns:w16se="http://schemas.microsoft.com/office/word/2015/wordml/symex" xmlns:wpg="http://schemas.microsoft.com/office/word/2010/wordprocessingGroup" xmlns:wpi="http://schemas.microsoft.com/office/word/2010/wordprocessingInk" xmlns:wne="http://schemas.microsoft.com/office/word/2006/wordml" xmlns:wps="http://schemas.microsoft.com/office/word/2010/wordprocessingShape" mc:Ignorable="w14 w15 w16se w16cid w16 w16cex w16sdtdh w16sdtfl w16du wp14">
+<w:endnotes xmlns:wpc="http://schemas.microsoft.com/office/word/2010/wordprocessingCanvas" xmlns:cx="http://schemas.microsoft.com/office/drawing/2014/chartex" xmlns:cx1="http://schemas.microsoft.com/office/drawing/2015/9/8/chartex" xmlns:cx2="http://schemas.microsoft.com/office/drawing/2015/10/21/chartex" xmlns:cx3="http://schemas.microsoft.com/office/drawing/2016/5/9/chartex" xmlns:cx4="http://schemas.microsoft.com/office/drawing/2016/5/10/chartex" xmlns:cx5="http://schemas.microsoft.com/office/drawing/2016/5/11/chartex" xmlns:cx6="http://schemas.microsoft.com/office/drawing/2016/5/12/chartex" xmlns:cx7="http://schemas.microsoft.com/office/drawing/2016/5/13/chartex" xmlns:cx8="http://schemas.microsoft.com/office/drawing/2016/5/14/chartex" xmlns:mc="http://schemas.openxmlformats.org/markup-compatibility/2006" xmlns:aink="http://schemas.microsoft.com/office/drawing/2016/ink" xmlns:am3d="http://schemas.microsoft.com/office/drawing/2017/model3d" xmlns:o="urn:schemas-microsoft-com:office:office" xmlns:r="http://schemas.openxmlformats.org/officeDocument/2006/relationships" xmlns:m="http://schemas.openxmlformats.org/officeDocument/2006/math" xmlns:v="urn:schemas-microsoft-com:vml" xmlns:wp14="http://schemas.microsoft.com/office/word/2010/wordprocessingDrawing" xmlns:wp="http://schemas.openxmlformats.org/drawingml/2006/wordprocessingDrawing" xmlns:w10="urn:schemas-microsoft-com:office:word" xmlns:w="http://schemas.openxmlformats.org/wordprocessingml/2006/main" xmlns:w14="http://schemas.microsoft.com/office/word/2010/wordml" xmlns:w15="http://schemas.microsoft.com/office/word/2012/wordml" xmlns:w16cex="http://schemas.microsoft.com/office/word/2018/wordml/cex" xmlns:w16cid="http://schemas.microsoft.com/office/word/2016/wordml/cid" xmlns:w16="http://schemas.microsoft.com/office/word/2018/wordml" xmlns:w16sdtdh="http://schemas.microsoft.com/office/word/2020/wordml/sdtdatahash" xmlns:w16se="http://schemas.microsoft.com/office/word/2015/wordml/symex" xmlns:wpg="http://schemas.microsoft.com/office/word/2010/wordprocessingGroup" xmlns:wpi="http://schemas.microsoft.com/office/word/2010/wordprocessingInk" xmlns:wne="http://schemas.microsoft.com/office/word/2006/wordml" xmlns:wps="http://schemas.microsoft.com/office/word/2010/wordprocessingShape" mc:Ignorable="w14 w15 w16se w16cid w16 w16cex w16sdtdh wp14">
   <w:endnote w:type="separator" w:id="-1">
     <w:p>
       <w:pPr>
@@ -4607,7 +5419,7 @@
 </file>
 
 <file path=word/footer1.xml><?xml version="1.0" encoding="utf-8"?>
-<w:ftr xmlns:wpc="http://schemas.microsoft.com/office/word/2010/wordprocessingCanvas" xmlns:cx="http://schemas.microsoft.com/office/drawing/2014/chartex" xmlns:cx1="http://schemas.microsoft.com/office/drawing/2015/9/8/chartex" xmlns:cx2="http://schemas.microsoft.com/office/drawing/2015/10/21/chartex" xmlns:cx3="http://schemas.microsoft.com/office/drawing/2016/5/9/chartex" xmlns:cx4="http://schemas.microsoft.com/office/drawing/2016/5/10/chartex" xmlns:cx5="http://schemas.microsoft.com/office/drawing/2016/5/11/chartex" xmlns:cx6="http://schemas.microsoft.com/office/drawing/2016/5/12/chartex" xmlns:cx7="http://schemas.microsoft.com/office/drawing/2016/5/13/chartex" xmlns:cx8="http://schemas.microsoft.com/office/drawing/2016/5/14/chartex" xmlns:mc="http://schemas.openxmlformats.org/markup-compatibility/2006" xmlns:aink="http://schemas.microsoft.com/office/drawing/2016/ink" xmlns:am3d="http://schemas.microsoft.com/office/drawing/2017/model3d" xmlns:o="urn:schemas-microsoft-com:office:office" xmlns:oel="http://schemas.microsoft.com/office/2019/extlst" xmlns:r="http://schemas.openxmlformats.org/officeDocument/2006/relationships" xmlns:m="http://schemas.openxmlformats.org/officeDocument/2006/math" xmlns:v="urn:schemas-microsoft-com:vml" xmlns:wp14="http://schemas.microsoft.com/office/word/2010/wordprocessingDrawing" xmlns:wp="http://schemas.openxmlformats.org/drawingml/2006/wordprocessingDrawing" xmlns:w10="urn:schemas-microsoft-com:office:word" xmlns:w="http://schemas.openxmlformats.org/wordprocessingml/2006/main" xmlns:w14="http://schemas.microsoft.com/office/word/2010/wordml" xmlns:w15="http://schemas.microsoft.com/office/word/2012/wordml" xmlns:w16cex="http://schemas.microsoft.com/office/word/2018/wordml/cex" xmlns:w16cid="http://schemas.microsoft.com/office/word/2016/wordml/cid" xmlns:w16="http://schemas.microsoft.com/office/word/2018/wordml" xmlns:w16du="http://schemas.microsoft.com/office/word/2023/wordml/word16du" xmlns:w16sdtdh="http://schemas.microsoft.com/office/word/2020/wordml/sdtdatahash" xmlns:w16sdtfl="http://schemas.microsoft.com/office/word/2024/wordml/sdtformatlock" xmlns:w16se="http://schemas.microsoft.com/office/word/2015/wordml/symex" xmlns:wpg="http://schemas.microsoft.com/office/word/2010/wordprocessingGroup" xmlns:wpi="http://schemas.microsoft.com/office/word/2010/wordprocessingInk" xmlns:wne="http://schemas.microsoft.com/office/word/2006/wordml" xmlns:wps="http://schemas.microsoft.com/office/word/2010/wordprocessingShape" mc:Ignorable="w14 w15 w16se w16cid w16 w16cex w16sdtdh w16sdtfl w16du wp14">
+<w:ftr xmlns:wpc="http://schemas.microsoft.com/office/word/2010/wordprocessingCanvas" xmlns:cx="http://schemas.microsoft.com/office/drawing/2014/chartex" xmlns:cx1="http://schemas.microsoft.com/office/drawing/2015/9/8/chartex" xmlns:cx2="http://schemas.microsoft.com/office/drawing/2015/10/21/chartex" xmlns:cx3="http://schemas.microsoft.com/office/drawing/2016/5/9/chartex" xmlns:cx4="http://schemas.microsoft.com/office/drawing/2016/5/10/chartex" xmlns:cx5="http://schemas.microsoft.com/office/drawing/2016/5/11/chartex" xmlns:cx6="http://schemas.microsoft.com/office/drawing/2016/5/12/chartex" xmlns:cx7="http://schemas.microsoft.com/office/drawing/2016/5/13/chartex" xmlns:cx8="http://schemas.microsoft.com/office/drawing/2016/5/14/chartex" xmlns:mc="http://schemas.openxmlformats.org/markup-compatibility/2006" xmlns:aink="http://schemas.microsoft.com/office/drawing/2016/ink" xmlns:am3d="http://schemas.microsoft.com/office/drawing/2017/model3d" xmlns:o="urn:schemas-microsoft-com:office:office" xmlns:r="http://schemas.openxmlformats.org/officeDocument/2006/relationships" xmlns:m="http://schemas.openxmlformats.org/officeDocument/2006/math" xmlns:v="urn:schemas-microsoft-com:vml" xmlns:wp14="http://schemas.microsoft.com/office/word/2010/wordprocessingDrawing" xmlns:wp="http://schemas.openxmlformats.org/drawingml/2006/wordprocessingDrawing" xmlns:w10="urn:schemas-microsoft-com:office:word" xmlns:w="http://schemas.openxmlformats.org/wordprocessingml/2006/main" xmlns:w14="http://schemas.microsoft.com/office/word/2010/wordml" xmlns:w15="http://schemas.microsoft.com/office/word/2012/wordml" xmlns:w16cex="http://schemas.microsoft.com/office/word/2018/wordml/cex" xmlns:w16cid="http://schemas.microsoft.com/office/word/2016/wordml/cid" xmlns:w16="http://schemas.microsoft.com/office/word/2018/wordml" xmlns:w16sdtdh="http://schemas.microsoft.com/office/word/2020/wordml/sdtdatahash" xmlns:w16se="http://schemas.microsoft.com/office/word/2015/wordml/symex" xmlns:wpg="http://schemas.microsoft.com/office/word/2010/wordprocessingGroup" xmlns:wpi="http://schemas.microsoft.com/office/word/2010/wordprocessingInk" xmlns:wne="http://schemas.microsoft.com/office/word/2006/wordml" xmlns:wps="http://schemas.microsoft.com/office/word/2010/wordprocessingShape" mc:Ignorable="w14 w15 w16se w16cid w16 w16cex w16sdtdh wp14">
   <w:p>
     <w:pPr>
       <w:pStyle w:val="Piedepgina"/>
@@ -4799,7 +5611,7 @@
         </mc:Choice>
         <mc:Fallback>
           <w:pict>
-            <v:group w14:anchorId="44B06E69" id="Grupo 81" o:spid="_x0000_s1026" style="position:absolute;left:0;text-align:left;margin-left:280.9pt;margin-top:-24.65pt;width:47.6pt;height:51.45pt;z-index:2;mso-wrap-distance-left:0;mso-wrap-distance-right:0;mso-position-horizontal-relative:page;mso-width-relative:margin;mso-height-relative:margin" coordsize="7762,7254" o:gfxdata="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">
+            <v:group w14:anchorId="44B06E69" id="Grupo 81" o:spid="_x0000_s1026" style="position:absolute;left:0;text-align:left;margin-left:280.9pt;margin-top:-24.65pt;width:47.6pt;height:51.45pt;z-index:2;mso-wrap-distance-left:0;mso-wrap-distance-right:0;mso-position-horizontal-relative:page;mso-width-relative:margin;mso-height-relative:margin" coordsize="7762,7254" o:gfxdata="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